--- a/docs/risc nadav.docx
+++ b/docs/risc nadav.docx
@@ -8,6 +8,7 @@
         <w:rPr>
           <w:rFonts w:ascii="Calibri" w:eastAsia="Calibri" w:hAnsi="Calibri" w:cs="Calibri"/>
           <w:b/>
+          <w:u w:val="single"/>
           <w:lang w:val="en-US"/>
         </w:rPr>
       </w:pPr>
@@ -15,6 +16,7 @@
         <w:rPr>
           <w:rFonts w:ascii="Calibri" w:eastAsia="Calibri" w:hAnsi="Calibri" w:cs="Calibri"/>
           <w:b/>
+          <w:u w:val="single"/>
         </w:rPr>
         <w:t>RISC-V32I Single-Cycle CPU</w:t>
       </w:r>
@@ -22,6 +24,7 @@
         <w:rPr>
           <w:rFonts w:ascii="Calibri" w:eastAsia="Calibri" w:hAnsi="Calibri" w:cs="Calibri"/>
           <w:b/>
+          <w:u w:val="single"/>
           <w:lang w:val="en-US"/>
         </w:rPr>
         <w:t xml:space="preserve"> Documentation</w:t>
@@ -119,7 +122,6 @@
           </w:tcPr>
           <w:p>
             <w:pPr>
-              <w:jc w:val="center"/>
               <w:rPr>
                 <w:rFonts w:ascii="Calibri" w:hAnsi="Calibri" w:cs="Calibri"/>
                 <w:sz w:val="20"/>
@@ -142,7 +144,6 @@
           </w:tcPr>
           <w:p>
             <w:pPr>
-              <w:jc w:val="center"/>
               <w:rPr>
                 <w:rFonts w:ascii="Calibri" w:hAnsi="Calibri" w:cs="Calibri"/>
                 <w:sz w:val="20"/>
@@ -165,7 +166,6 @@
           </w:tcPr>
           <w:p>
             <w:pPr>
-              <w:jc w:val="center"/>
               <w:rPr>
                 <w:rFonts w:ascii="Calibri" w:hAnsi="Calibri" w:cs="Calibri"/>
                 <w:sz w:val="20"/>
@@ -188,7 +188,6 @@
           </w:tcPr>
           <w:p>
             <w:pPr>
-              <w:jc w:val="center"/>
               <w:rPr>
                 <w:rFonts w:ascii="Calibri" w:hAnsi="Calibri" w:cs="Calibri"/>
                 <w:sz w:val="20"/>
@@ -211,7 +210,6 @@
           </w:tcPr>
           <w:p>
             <w:pPr>
-              <w:jc w:val="center"/>
               <w:rPr>
                 <w:rFonts w:ascii="Calibri" w:hAnsi="Calibri" w:cs="Calibri"/>
                 <w:sz w:val="20"/>
@@ -245,7 +243,6 @@
           </w:tcPr>
           <w:p>
             <w:pPr>
-              <w:jc w:val="center"/>
               <w:rPr>
                 <w:rFonts w:ascii="Calibri" w:hAnsi="Calibri" w:cs="Calibri"/>
                 <w:sz w:val="20"/>
@@ -273,7 +270,6 @@
           </w:tcPr>
           <w:p>
             <w:pPr>
-              <w:jc w:val="center"/>
               <w:rPr>
                 <w:rFonts w:ascii="Calibri" w:hAnsi="Calibri" w:cs="Calibri"/>
                 <w:sz w:val="20"/>
@@ -296,7 +292,6 @@
           </w:tcPr>
           <w:p>
             <w:pPr>
-              <w:jc w:val="center"/>
               <w:rPr>
                 <w:rFonts w:ascii="Calibri" w:hAnsi="Calibri" w:cs="Calibri"/>
                 <w:sz w:val="20"/>
@@ -323,7 +318,6 @@
           </w:tcPr>
           <w:p>
             <w:pPr>
-              <w:jc w:val="center"/>
               <w:rPr>
                 <w:rFonts w:ascii="Calibri" w:hAnsi="Calibri" w:cs="Calibri"/>
                 <w:sz w:val="20"/>
@@ -346,7 +340,6 @@
           </w:tcPr>
           <w:p>
             <w:pPr>
-              <w:jc w:val="center"/>
               <w:rPr>
                 <w:rFonts w:ascii="Calibri" w:hAnsi="Calibri" w:cs="Calibri"/>
                 <w:sz w:val="20"/>
@@ -369,7 +362,6 @@
           </w:tcPr>
           <w:p>
             <w:pPr>
-              <w:jc w:val="center"/>
               <w:rPr>
                 <w:rFonts w:ascii="Calibri" w:hAnsi="Calibri" w:cs="Calibri"/>
                 <w:sz w:val="20"/>
@@ -392,7 +384,6 @@
           </w:tcPr>
           <w:p>
             <w:pPr>
-              <w:jc w:val="center"/>
               <w:rPr>
                 <w:rFonts w:ascii="Calibri" w:hAnsi="Calibri" w:cs="Calibri"/>
                 <w:sz w:val="20"/>
@@ -424,7 +415,6 @@
           </w:tcPr>
           <w:p>
             <w:pPr>
-              <w:jc w:val="center"/>
               <w:rPr>
                 <w:rFonts w:ascii="Calibri" w:hAnsi="Calibri" w:cs="Calibri"/>
                 <w:sz w:val="20"/>
@@ -449,7 +439,6 @@
           </w:tcPr>
           <w:p>
             <w:pPr>
-              <w:jc w:val="center"/>
               <w:rPr>
                 <w:rFonts w:ascii="Calibri" w:hAnsi="Calibri" w:cs="Calibri"/>
                 <w:sz w:val="20"/>
@@ -473,7 +462,6 @@
           </w:tcPr>
           <w:p>
             <w:pPr>
-              <w:jc w:val="center"/>
               <w:rPr>
                 <w:rFonts w:ascii="Calibri" w:hAnsi="Calibri" w:cs="Calibri"/>
                 <w:sz w:val="20"/>
@@ -498,7 +486,6 @@
           </w:tcPr>
           <w:p>
             <w:pPr>
-              <w:jc w:val="center"/>
               <w:rPr>
                 <w:rFonts w:ascii="Calibri" w:hAnsi="Calibri" w:cs="Calibri"/>
                 <w:sz w:val="20"/>
@@ -524,7 +511,6 @@
           </w:tcPr>
           <w:p>
             <w:pPr>
-              <w:jc w:val="center"/>
               <w:rPr>
                 <w:rFonts w:ascii="Calibri" w:hAnsi="Calibri" w:cs="Calibri"/>
                 <w:sz w:val="20"/>
@@ -549,7 +535,6 @@
           </w:tcPr>
           <w:p>
             <w:pPr>
-              <w:jc w:val="center"/>
               <w:rPr>
                 <w:rFonts w:ascii="Calibri" w:hAnsi="Calibri" w:cs="Calibri"/>
                 <w:sz w:val="20"/>
@@ -574,7 +559,6 @@
           </w:tcPr>
           <w:p>
             <w:pPr>
-              <w:jc w:val="center"/>
               <w:rPr>
                 <w:rFonts w:ascii="Calibri" w:hAnsi="Calibri" w:cs="Calibri"/>
                 <w:sz w:val="20"/>
@@ -599,7 +583,6 @@
           </w:tcPr>
           <w:p>
             <w:pPr>
-              <w:jc w:val="center"/>
               <w:rPr>
                 <w:rFonts w:ascii="Calibri" w:hAnsi="Calibri" w:cs="Calibri"/>
                 <w:sz w:val="20"/>
@@ -633,7 +616,6 @@
           </w:tcPr>
           <w:p>
             <w:pPr>
-              <w:jc w:val="center"/>
               <w:rPr>
                 <w:rFonts w:ascii="Calibri" w:hAnsi="Calibri" w:cs="Calibri"/>
                 <w:sz w:val="20"/>
@@ -658,7 +640,6 @@
           </w:tcPr>
           <w:p>
             <w:pPr>
-              <w:jc w:val="center"/>
               <w:rPr>
                 <w:rFonts w:ascii="Calibri" w:hAnsi="Calibri" w:cs="Calibri"/>
                 <w:sz w:val="20"/>
@@ -683,7 +664,6 @@
           </w:tcPr>
           <w:p>
             <w:pPr>
-              <w:jc w:val="center"/>
               <w:rPr>
                 <w:rFonts w:ascii="Calibri" w:hAnsi="Calibri" w:cs="Calibri"/>
                 <w:sz w:val="20"/>
@@ -708,7 +688,6 @@
           </w:tcPr>
           <w:p>
             <w:pPr>
-              <w:jc w:val="center"/>
               <w:rPr>
                 <w:rFonts w:ascii="Calibri" w:hAnsi="Calibri" w:cs="Calibri"/>
                 <w:sz w:val="20"/>
@@ -738,7 +717,6 @@
           </w:tcPr>
           <w:p>
             <w:pPr>
-              <w:jc w:val="center"/>
               <w:rPr>
                 <w:rFonts w:ascii="Calibri" w:hAnsi="Calibri" w:cs="Calibri"/>
                 <w:sz w:val="20"/>
@@ -763,7 +741,6 @@
           </w:tcPr>
           <w:p>
             <w:pPr>
-              <w:jc w:val="center"/>
               <w:rPr>
                 <w:rFonts w:ascii="Calibri" w:hAnsi="Calibri" w:cs="Calibri"/>
                 <w:sz w:val="20"/>
@@ -788,7 +765,6 @@
           </w:tcPr>
           <w:p>
             <w:pPr>
-              <w:jc w:val="center"/>
               <w:rPr>
                 <w:rFonts w:ascii="Calibri" w:hAnsi="Calibri" w:cs="Calibri"/>
                 <w:sz w:val="20"/>
@@ -813,7 +789,6 @@
           </w:tcPr>
           <w:p>
             <w:pPr>
-              <w:jc w:val="center"/>
               <w:rPr>
                 <w:rFonts w:ascii="Calibri" w:hAnsi="Calibri" w:cs="Calibri"/>
                 <w:sz w:val="20"/>
@@ -838,7 +813,6 @@
           </w:tcPr>
           <w:p>
             <w:pPr>
-              <w:jc w:val="center"/>
               <w:rPr>
                 <w:rFonts w:ascii="Calibri" w:hAnsi="Calibri" w:cs="Calibri"/>
                 <w:sz w:val="20"/>
@@ -863,7 +837,6 @@
           </w:tcPr>
           <w:p>
             <w:pPr>
-              <w:jc w:val="center"/>
               <w:rPr>
                 <w:rFonts w:ascii="Calibri" w:hAnsi="Calibri" w:cs="Calibri"/>
                 <w:sz w:val="20"/>
@@ -888,7 +861,6 @@
           </w:tcPr>
           <w:p>
             <w:pPr>
-              <w:jc w:val="center"/>
               <w:rPr>
                 <w:rFonts w:ascii="Calibri" w:hAnsi="Calibri" w:cs="Calibri"/>
                 <w:b/>
@@ -917,7 +889,6 @@
           </w:tcPr>
           <w:p>
             <w:pPr>
-              <w:jc w:val="center"/>
               <w:rPr>
                 <w:rFonts w:ascii="Calibri" w:hAnsi="Calibri" w:cs="Calibri"/>
                 <w:sz w:val="20"/>
@@ -942,7 +913,6 @@
           </w:tcPr>
           <w:p>
             <w:pPr>
-              <w:jc w:val="center"/>
               <w:rPr>
                 <w:rFonts w:ascii="Calibri" w:hAnsi="Calibri" w:cs="Calibri"/>
                 <w:sz w:val="20"/>
@@ -967,7 +937,6 @@
           </w:tcPr>
           <w:p>
             <w:pPr>
-              <w:jc w:val="center"/>
               <w:rPr>
                 <w:rFonts w:ascii="Calibri" w:hAnsi="Calibri" w:cs="Calibri"/>
                 <w:sz w:val="20"/>
@@ -992,7 +961,6 @@
           </w:tcPr>
           <w:p>
             <w:pPr>
-              <w:jc w:val="center"/>
               <w:rPr>
                 <w:rFonts w:ascii="Calibri" w:hAnsi="Calibri" w:cs="Calibri"/>
                 <w:sz w:val="20"/>
@@ -1017,7 +985,6 @@
           </w:tcPr>
           <w:p>
             <w:pPr>
-              <w:jc w:val="center"/>
               <w:rPr>
                 <w:rFonts w:ascii="Calibri" w:hAnsi="Calibri" w:cs="Calibri"/>
                 <w:sz w:val="20"/>
@@ -1047,7 +1014,6 @@
           </w:tcPr>
           <w:p>
             <w:pPr>
-              <w:jc w:val="center"/>
               <w:rPr>
                 <w:rFonts w:ascii="Calibri" w:hAnsi="Calibri" w:cs="Calibri"/>
                 <w:sz w:val="20"/>
@@ -1072,7 +1038,6 @@
           </w:tcPr>
           <w:p>
             <w:pPr>
-              <w:jc w:val="center"/>
               <w:rPr>
                 <w:rFonts w:ascii="Calibri" w:hAnsi="Calibri" w:cs="Calibri"/>
                 <w:sz w:val="20"/>
@@ -1117,7 +1082,6 @@
           </w:tcPr>
           <w:p>
             <w:pPr>
-              <w:jc w:val="center"/>
               <w:rPr>
                 <w:rFonts w:ascii="Calibri" w:hAnsi="Calibri" w:cs="Calibri"/>
                 <w:sz w:val="20"/>
@@ -1142,7 +1106,6 @@
           </w:tcPr>
           <w:p>
             <w:pPr>
-              <w:jc w:val="center"/>
               <w:rPr>
                 <w:rFonts w:ascii="Calibri" w:hAnsi="Calibri" w:cs="Calibri"/>
                 <w:sz w:val="20"/>
@@ -1167,7 +1130,6 @@
           </w:tcPr>
           <w:p>
             <w:pPr>
-              <w:jc w:val="center"/>
               <w:rPr>
                 <w:rFonts w:ascii="Calibri" w:hAnsi="Calibri" w:cs="Calibri"/>
                 <w:sz w:val="20"/>
@@ -1192,7 +1154,6 @@
           </w:tcPr>
           <w:p>
             <w:pPr>
-              <w:jc w:val="center"/>
               <w:rPr>
                 <w:rFonts w:ascii="Calibri" w:hAnsi="Calibri" w:cs="Calibri"/>
                 <w:sz w:val="20"/>
@@ -1217,7 +1178,6 @@
           </w:tcPr>
           <w:p>
             <w:pPr>
-              <w:jc w:val="center"/>
               <w:rPr>
                 <w:rFonts w:ascii="Calibri" w:hAnsi="Calibri" w:cs="Calibri"/>
                 <w:sz w:val="20"/>
@@ -1242,7 +1202,6 @@
           </w:tcPr>
           <w:p>
             <w:pPr>
-              <w:jc w:val="center"/>
               <w:rPr>
                 <w:rFonts w:ascii="Calibri" w:hAnsi="Calibri" w:cs="Calibri"/>
                 <w:sz w:val="20"/>
@@ -1276,7 +1235,6 @@
           </w:tcPr>
           <w:p>
             <w:pPr>
-              <w:jc w:val="center"/>
               <w:rPr>
                 <w:rFonts w:ascii="Calibri" w:hAnsi="Calibri" w:cs="Calibri"/>
                 <w:sz w:val="20"/>
@@ -1301,7 +1259,6 @@
           </w:tcPr>
           <w:p>
             <w:pPr>
-              <w:jc w:val="center"/>
               <w:rPr>
                 <w:rFonts w:ascii="Calibri" w:hAnsi="Calibri" w:cs="Calibri"/>
                 <w:b/>
@@ -1330,7 +1287,6 @@
           </w:tcPr>
           <w:p>
             <w:pPr>
-              <w:jc w:val="center"/>
               <w:rPr>
                 <w:rFonts w:ascii="Calibri" w:hAnsi="Calibri" w:cs="Calibri"/>
                 <w:sz w:val="20"/>
@@ -1355,7 +1311,6 @@
           </w:tcPr>
           <w:p>
             <w:pPr>
-              <w:jc w:val="center"/>
               <w:rPr>
                 <w:rFonts w:ascii="Calibri" w:hAnsi="Calibri" w:cs="Calibri"/>
                 <w:sz w:val="20"/>
@@ -1385,7 +1340,6 @@
           </w:tcPr>
           <w:p>
             <w:pPr>
-              <w:jc w:val="center"/>
               <w:rPr>
                 <w:rFonts w:ascii="Calibri" w:hAnsi="Calibri" w:cs="Calibri"/>
                 <w:sz w:val="20"/>
@@ -1410,7 +1364,6 @@
           </w:tcPr>
           <w:p>
             <w:pPr>
-              <w:jc w:val="center"/>
               <w:rPr>
                 <w:rFonts w:ascii="Calibri" w:hAnsi="Calibri" w:cs="Calibri"/>
                 <w:sz w:val="20"/>
@@ -1435,7 +1388,6 @@
           </w:tcPr>
           <w:p>
             <w:pPr>
-              <w:jc w:val="center"/>
               <w:rPr>
                 <w:rFonts w:ascii="Calibri" w:hAnsi="Calibri" w:cs="Calibri"/>
                 <w:sz w:val="20"/>
@@ -1460,7 +1412,6 @@
           </w:tcPr>
           <w:p>
             <w:pPr>
-              <w:jc w:val="center"/>
               <w:rPr>
                 <w:rFonts w:ascii="Calibri" w:hAnsi="Calibri" w:cs="Calibri"/>
                 <w:sz w:val="20"/>
@@ -1485,7 +1436,6 @@
           </w:tcPr>
           <w:p>
             <w:pPr>
-              <w:jc w:val="center"/>
               <w:rPr>
                 <w:rFonts w:ascii="Calibri" w:hAnsi="Calibri" w:cs="Calibri"/>
                 <w:sz w:val="20"/>
@@ -1510,7 +1460,6 @@
           </w:tcPr>
           <w:p>
             <w:pPr>
-              <w:jc w:val="center"/>
               <w:rPr>
                 <w:rFonts w:ascii="Calibri" w:hAnsi="Calibri" w:cs="Calibri"/>
                 <w:sz w:val="20"/>
@@ -1535,7 +1484,6 @@
           </w:tcPr>
           <w:p>
             <w:pPr>
-              <w:jc w:val="center"/>
               <w:rPr>
                 <w:rFonts w:ascii="Calibri" w:hAnsi="Calibri" w:cs="Calibri"/>
                 <w:sz w:val="20"/>
@@ -1560,7 +1508,6 @@
           </w:tcPr>
           <w:p>
             <w:pPr>
-              <w:jc w:val="center"/>
               <w:rPr>
                 <w:rFonts w:ascii="Calibri" w:hAnsi="Calibri" w:cs="Calibri"/>
                 <w:sz w:val="20"/>
@@ -1594,7 +1541,6 @@
           </w:tcPr>
           <w:p>
             <w:pPr>
-              <w:jc w:val="center"/>
               <w:rPr>
                 <w:rFonts w:ascii="Calibri" w:hAnsi="Calibri" w:cs="Calibri"/>
                 <w:b/>
@@ -1623,7 +1569,6 @@
           </w:tcPr>
           <w:p>
             <w:pPr>
-              <w:jc w:val="center"/>
               <w:rPr>
                 <w:rFonts w:ascii="Calibri" w:hAnsi="Calibri" w:cs="Calibri"/>
                 <w:sz w:val="20"/>
@@ -1648,7 +1593,6 @@
           </w:tcPr>
           <w:p>
             <w:pPr>
-              <w:jc w:val="center"/>
               <w:rPr>
                 <w:rFonts w:ascii="Calibri" w:hAnsi="Calibri" w:cs="Calibri"/>
                 <w:sz w:val="20"/>
@@ -1673,7 +1617,6 @@
           </w:tcPr>
           <w:p>
             <w:pPr>
-              <w:jc w:val="center"/>
               <w:rPr>
                 <w:rFonts w:ascii="Calibri" w:hAnsi="Calibri" w:cs="Calibri"/>
                 <w:sz w:val="20"/>
@@ -1703,7 +1646,6 @@
           </w:tcPr>
           <w:p>
             <w:pPr>
-              <w:jc w:val="center"/>
               <w:rPr>
                 <w:rFonts w:ascii="Calibri" w:hAnsi="Calibri" w:cs="Calibri"/>
                 <w:sz w:val="20"/>
@@ -1728,7 +1670,6 @@
           </w:tcPr>
           <w:p>
             <w:pPr>
-              <w:jc w:val="center"/>
               <w:rPr>
                 <w:rFonts w:ascii="Calibri" w:hAnsi="Calibri" w:cs="Calibri"/>
                 <w:sz w:val="20"/>
@@ -1773,7 +1714,6 @@
           </w:tcPr>
           <w:p>
             <w:pPr>
-              <w:jc w:val="center"/>
               <w:rPr>
                 <w:rFonts w:ascii="Calibri" w:hAnsi="Calibri" w:cs="Calibri"/>
                 <w:sz w:val="20"/>
@@ -1798,7 +1738,6 @@
           </w:tcPr>
           <w:p>
             <w:pPr>
-              <w:jc w:val="center"/>
               <w:rPr>
                 <w:rFonts w:ascii="Calibri" w:hAnsi="Calibri" w:cs="Calibri"/>
                 <w:sz w:val="20"/>
@@ -1823,7 +1762,6 @@
           </w:tcPr>
           <w:p>
             <w:pPr>
-              <w:jc w:val="center"/>
               <w:rPr>
                 <w:rFonts w:ascii="Calibri" w:hAnsi="Calibri" w:cs="Calibri"/>
                 <w:sz w:val="20"/>
@@ -1848,7 +1786,6 @@
           </w:tcPr>
           <w:p>
             <w:pPr>
-              <w:jc w:val="center"/>
               <w:rPr>
                 <w:rFonts w:ascii="Calibri" w:hAnsi="Calibri" w:cs="Calibri"/>
                 <w:sz w:val="20"/>
@@ -1873,7 +1810,6 @@
           </w:tcPr>
           <w:p>
             <w:pPr>
-              <w:jc w:val="center"/>
               <w:rPr>
                 <w:rFonts w:ascii="Calibri" w:hAnsi="Calibri" w:cs="Calibri"/>
                 <w:sz w:val="20"/>
@@ -1898,7 +1834,6 @@
           </w:tcPr>
           <w:p>
             <w:pPr>
-              <w:jc w:val="center"/>
               <w:rPr>
                 <w:rFonts w:ascii="Calibri" w:hAnsi="Calibri" w:cs="Calibri"/>
                 <w:sz w:val="20"/>
@@ -1923,7 +1858,6 @@
           </w:tcPr>
           <w:p>
             <w:pPr>
-              <w:jc w:val="center"/>
               <w:rPr>
                 <w:rFonts w:ascii="Calibri" w:hAnsi="Calibri" w:cs="Calibri"/>
                 <w:sz w:val="20"/>
@@ -1948,7 +1882,6 @@
           </w:tcPr>
           <w:p>
             <w:pPr>
-              <w:jc w:val="center"/>
               <w:rPr>
                 <w:rFonts w:ascii="Calibri" w:hAnsi="Calibri" w:cs="Calibri"/>
                 <w:b/>
@@ -1977,7 +1910,6 @@
           </w:tcPr>
           <w:p>
             <w:pPr>
-              <w:jc w:val="center"/>
               <w:rPr>
                 <w:rFonts w:ascii="Calibri" w:hAnsi="Calibri" w:cs="Calibri"/>
                 <w:sz w:val="20"/>
@@ -2002,7 +1934,6 @@
           </w:tcPr>
           <w:p>
             <w:pPr>
-              <w:jc w:val="center"/>
               <w:rPr>
                 <w:rFonts w:ascii="Calibri" w:hAnsi="Calibri" w:cs="Calibri"/>
                 <w:sz w:val="20"/>
@@ -2032,7 +1963,6 @@
           </w:tcPr>
           <w:p>
             <w:pPr>
-              <w:jc w:val="center"/>
               <w:rPr>
                 <w:rFonts w:ascii="Calibri" w:hAnsi="Calibri" w:cs="Calibri"/>
                 <w:sz w:val="20"/>
@@ -2075,7 +2005,6 @@
           </w:tcPr>
           <w:p>
             <w:pPr>
-              <w:jc w:val="center"/>
               <w:rPr>
                 <w:rFonts w:ascii="Calibri" w:hAnsi="Calibri" w:cs="Calibri"/>
                 <w:sz w:val="20"/>
@@ -2098,7 +2027,6 @@
           </w:tcPr>
           <w:p>
             <w:pPr>
-              <w:jc w:val="center"/>
               <w:rPr>
                 <w:rFonts w:ascii="Calibri" w:hAnsi="Calibri" w:cs="Calibri"/>
                 <w:sz w:val="20"/>
@@ -2123,7 +2051,6 @@
           </w:tcPr>
           <w:p>
             <w:pPr>
-              <w:jc w:val="center"/>
               <w:rPr>
                 <w:rFonts w:ascii="Calibri" w:hAnsi="Calibri" w:cs="Calibri"/>
                 <w:sz w:val="20"/>
@@ -2148,7 +2075,6 @@
           </w:tcPr>
           <w:p>
             <w:pPr>
-              <w:jc w:val="center"/>
               <w:rPr>
                 <w:rFonts w:ascii="Calibri" w:hAnsi="Calibri" w:cs="Calibri"/>
                 <w:sz w:val="20"/>
@@ -2173,7 +2099,6 @@
           </w:tcPr>
           <w:p>
             <w:pPr>
-              <w:jc w:val="center"/>
               <w:rPr>
                 <w:rFonts w:ascii="Calibri" w:hAnsi="Calibri" w:cs="Calibri"/>
                 <w:sz w:val="20"/>
@@ -2198,7 +2123,6 @@
           </w:tcPr>
           <w:p>
             <w:pPr>
-              <w:jc w:val="center"/>
               <w:rPr>
                 <w:rFonts w:ascii="Calibri" w:hAnsi="Calibri" w:cs="Calibri"/>
                 <w:sz w:val="20"/>
@@ -2223,7 +2147,6 @@
           </w:tcPr>
           <w:p>
             <w:pPr>
-              <w:jc w:val="center"/>
               <w:rPr>
                 <w:rFonts w:ascii="Calibri" w:hAnsi="Calibri" w:cs="Calibri"/>
                 <w:sz w:val="20"/>
@@ -2248,7 +2171,6 @@
           </w:tcPr>
           <w:p>
             <w:pPr>
-              <w:jc w:val="center"/>
               <w:rPr>
                 <w:rFonts w:ascii="Calibri" w:hAnsi="Calibri" w:cs="Calibri"/>
                 <w:sz w:val="20"/>
@@ -2273,7 +2195,6 @@
           </w:tcPr>
           <w:p>
             <w:pPr>
-              <w:jc w:val="center"/>
               <w:rPr>
                 <w:rFonts w:ascii="Calibri" w:hAnsi="Calibri" w:cs="Calibri"/>
                 <w:sz w:val="20"/>
@@ -2308,7 +2229,6 @@
           </w:tcPr>
           <w:p>
             <w:pPr>
-              <w:jc w:val="center"/>
               <w:rPr>
                 <w:rFonts w:ascii="Calibri" w:hAnsi="Calibri" w:cs="Calibri"/>
                 <w:b/>
@@ -2338,7 +2258,6 @@
           </w:tcPr>
           <w:p>
             <w:pPr>
-              <w:jc w:val="center"/>
               <w:rPr>
                 <w:rFonts w:ascii="Calibri" w:hAnsi="Calibri" w:cs="Calibri"/>
                 <w:sz w:val="20"/>
@@ -2369,7 +2288,6 @@
           </w:tcPr>
           <w:p>
             <w:pPr>
-              <w:jc w:val="center"/>
               <w:rPr>
                 <w:rFonts w:ascii="Calibri" w:hAnsi="Calibri" w:cs="Calibri"/>
                 <w:sz w:val="20"/>
@@ -2396,7 +2314,6 @@
           </w:tcPr>
           <w:p>
             <w:pPr>
-              <w:jc w:val="center"/>
               <w:rPr>
                 <w:rFonts w:ascii="Calibri" w:hAnsi="Calibri" w:cs="Calibri"/>
                 <w:sz w:val="20"/>
@@ -2419,7 +2336,6 @@
           </w:tcPr>
           <w:p>
             <w:pPr>
-              <w:jc w:val="center"/>
               <w:rPr>
                 <w:rFonts w:ascii="Calibri" w:hAnsi="Calibri" w:cs="Calibri"/>
                 <w:sz w:val="20"/>
@@ -2444,7 +2360,6 @@
           </w:tcPr>
           <w:p>
             <w:pPr>
-              <w:jc w:val="center"/>
               <w:rPr>
                 <w:rFonts w:ascii="Calibri" w:hAnsi="Calibri" w:cs="Calibri"/>
                 <w:sz w:val="20"/>
@@ -2469,7 +2384,6 @@
           </w:tcPr>
           <w:p>
             <w:pPr>
-              <w:jc w:val="center"/>
               <w:rPr>
                 <w:rFonts w:ascii="Calibri" w:hAnsi="Calibri" w:cs="Calibri"/>
                 <w:sz w:val="20"/>
@@ -2494,7 +2408,6 @@
           </w:tcPr>
           <w:p>
             <w:pPr>
-              <w:jc w:val="center"/>
               <w:rPr>
                 <w:rFonts w:ascii="Calibri" w:hAnsi="Calibri" w:cs="Calibri"/>
                 <w:sz w:val="20"/>
@@ -2519,7 +2432,6 @@
           </w:tcPr>
           <w:p>
             <w:pPr>
-              <w:jc w:val="center"/>
               <w:rPr>
                 <w:rFonts w:ascii="Calibri" w:hAnsi="Calibri" w:cs="Calibri"/>
                 <w:sz w:val="20"/>
@@ -2544,7 +2456,6 @@
           </w:tcPr>
           <w:p>
             <w:pPr>
-              <w:jc w:val="center"/>
               <w:rPr>
                 <w:rFonts w:ascii="Calibri" w:hAnsi="Calibri" w:cs="Calibri"/>
                 <w:sz w:val="20"/>
@@ -2569,7 +2480,6 @@
           </w:tcPr>
           <w:p>
             <w:pPr>
-              <w:jc w:val="center"/>
               <w:rPr>
                 <w:rFonts w:ascii="Calibri" w:hAnsi="Calibri" w:cs="Calibri"/>
                 <w:sz w:val="20"/>
@@ -2594,7 +2504,6 @@
           </w:tcPr>
           <w:p>
             <w:pPr>
-              <w:jc w:val="center"/>
               <w:rPr>
                 <w:rFonts w:ascii="Calibri" w:hAnsi="Calibri" w:cs="Calibri"/>
                 <w:sz w:val="20"/>
@@ -2619,7 +2528,6 @@
           </w:tcPr>
           <w:p>
             <w:pPr>
-              <w:jc w:val="center"/>
               <w:rPr>
                 <w:rFonts w:ascii="Calibri" w:hAnsi="Calibri" w:cs="Calibri"/>
                 <w:sz w:val="20"/>
@@ -2644,7 +2552,6 @@
           </w:tcPr>
           <w:p>
             <w:pPr>
-              <w:jc w:val="center"/>
               <w:rPr>
                 <w:rFonts w:ascii="Calibri" w:hAnsi="Calibri" w:cs="Calibri"/>
                 <w:sz w:val="20"/>
@@ -2674,7 +2581,6 @@
           </w:tcPr>
           <w:p>
             <w:pPr>
-              <w:jc w:val="center"/>
               <w:rPr>
                 <w:rFonts w:ascii="Calibri" w:hAnsi="Calibri" w:cs="Calibri"/>
                 <w:sz w:val="20"/>
@@ -2702,7 +2608,6 @@
           </w:tcPr>
           <w:p>
             <w:pPr>
-              <w:jc w:val="center"/>
               <w:rPr>
                 <w:rFonts w:ascii="Calibri" w:hAnsi="Calibri" w:cs="Calibri"/>
                 <w:sz w:val="20"/>
@@ -2727,7 +2632,6 @@
           </w:tcPr>
           <w:p>
             <w:pPr>
-              <w:jc w:val="center"/>
               <w:rPr>
                 <w:rFonts w:ascii="Calibri" w:hAnsi="Calibri" w:cs="Calibri"/>
                 <w:sz w:val="20"/>
@@ -2752,7 +2656,6 @@
           </w:tcPr>
           <w:p>
             <w:pPr>
-              <w:jc w:val="center"/>
               <w:rPr>
                 <w:rFonts w:ascii="Calibri" w:hAnsi="Calibri" w:cs="Calibri"/>
                 <w:sz w:val="20"/>
@@ -2777,7 +2680,6 @@
           </w:tcPr>
           <w:p>
             <w:pPr>
-              <w:jc w:val="center"/>
               <w:rPr>
                 <w:rFonts w:ascii="Calibri" w:hAnsi="Calibri" w:cs="Calibri"/>
                 <w:sz w:val="20"/>
@@ -2802,7 +2704,6 @@
           </w:tcPr>
           <w:p>
             <w:pPr>
-              <w:jc w:val="center"/>
               <w:rPr>
                 <w:rFonts w:ascii="Calibri" w:hAnsi="Calibri" w:cs="Calibri"/>
                 <w:sz w:val="20"/>
@@ -2827,7 +2728,6 @@
           </w:tcPr>
           <w:p>
             <w:pPr>
-              <w:jc w:val="center"/>
               <w:rPr>
                 <w:rFonts w:ascii="Calibri" w:hAnsi="Calibri" w:cs="Calibri"/>
                 <w:sz w:val="20"/>
@@ -2852,7 +2752,6 @@
           </w:tcPr>
           <w:p>
             <w:pPr>
-              <w:jc w:val="center"/>
               <w:rPr>
                 <w:rFonts w:ascii="Calibri" w:hAnsi="Calibri" w:cs="Calibri"/>
                 <w:sz w:val="20"/>
@@ -2877,7 +2776,6 @@
           </w:tcPr>
           <w:p>
             <w:pPr>
-              <w:jc w:val="center"/>
               <w:rPr>
                 <w:rFonts w:ascii="Calibri" w:hAnsi="Calibri" w:cs="Calibri"/>
                 <w:sz w:val="20"/>
@@ -2902,7 +2800,6 @@
           </w:tcPr>
           <w:p>
             <w:pPr>
-              <w:jc w:val="center"/>
               <w:rPr>
                 <w:rFonts w:ascii="Calibri" w:hAnsi="Calibri" w:cs="Calibri"/>
                 <w:sz w:val="20"/>
@@ -2927,7 +2824,6 @@
           </w:tcPr>
           <w:p>
             <w:pPr>
-              <w:jc w:val="center"/>
               <w:rPr>
                 <w:rFonts w:ascii="Calibri" w:hAnsi="Calibri" w:cs="Calibri"/>
                 <w:sz w:val="20"/>
@@ -2952,7 +2848,6 @@
           </w:tcPr>
           <w:p>
             <w:pPr>
-              <w:jc w:val="center"/>
               <w:rPr>
                 <w:rFonts w:ascii="Calibri" w:hAnsi="Calibri" w:cs="Calibri"/>
                 <w:sz w:val="20"/>
@@ -2982,7 +2877,6 @@
           </w:tcPr>
           <w:p>
             <w:pPr>
-              <w:jc w:val="center"/>
               <w:rPr>
                 <w:rFonts w:ascii="Calibri" w:hAnsi="Calibri" w:cs="Calibri"/>
                 <w:sz w:val="20"/>
@@ -3007,7 +2901,6 @@
           </w:tcPr>
           <w:p>
             <w:pPr>
-              <w:jc w:val="center"/>
               <w:rPr>
                 <w:rFonts w:ascii="Calibri" w:hAnsi="Calibri" w:cs="Calibri"/>
                 <w:sz w:val="20"/>
@@ -3032,7 +2925,6 @@
           </w:tcPr>
           <w:p>
             <w:pPr>
-              <w:jc w:val="center"/>
               <w:rPr>
                 <w:rFonts w:ascii="Calibri" w:hAnsi="Calibri" w:cs="Calibri"/>
                 <w:sz w:val="20"/>
@@ -3057,7 +2949,6 @@
           </w:tcPr>
           <w:p>
             <w:pPr>
-              <w:jc w:val="center"/>
               <w:rPr>
                 <w:rFonts w:ascii="Calibri" w:hAnsi="Calibri" w:cs="Calibri"/>
                 <w:sz w:val="20"/>
@@ -3082,7 +2973,6 @@
           </w:tcPr>
           <w:p>
             <w:pPr>
-              <w:jc w:val="center"/>
               <w:rPr>
                 <w:rFonts w:ascii="Calibri" w:hAnsi="Calibri" w:cs="Calibri"/>
                 <w:sz w:val="20"/>
@@ -3107,7 +2997,6 @@
           </w:tcPr>
           <w:p>
             <w:pPr>
-              <w:jc w:val="center"/>
               <w:rPr>
                 <w:rFonts w:ascii="Calibri" w:hAnsi="Calibri" w:cs="Calibri"/>
                 <w:sz w:val="20"/>
@@ -3132,7 +3021,6 @@
           </w:tcPr>
           <w:p>
             <w:pPr>
-              <w:jc w:val="center"/>
               <w:rPr>
                 <w:rFonts w:ascii="Calibri" w:hAnsi="Calibri" w:cs="Calibri"/>
                 <w:sz w:val="20"/>
@@ -3157,7 +3045,6 @@
           </w:tcPr>
           <w:p>
             <w:pPr>
-              <w:jc w:val="center"/>
               <w:rPr>
                 <w:rFonts w:ascii="Calibri" w:hAnsi="Calibri" w:cs="Calibri"/>
                 <w:sz w:val="20"/>
@@ -3183,7 +3070,6 @@
           </w:tcPr>
           <w:p>
             <w:pPr>
-              <w:jc w:val="center"/>
               <w:rPr>
                 <w:rFonts w:ascii="Calibri" w:hAnsi="Calibri" w:cs="Calibri"/>
                 <w:sz w:val="20"/>
@@ -3208,7 +3094,6 @@
           </w:tcPr>
           <w:p>
             <w:pPr>
-              <w:jc w:val="center"/>
               <w:rPr>
                 <w:rFonts w:ascii="Calibri" w:hAnsi="Calibri" w:cs="Calibri"/>
                 <w:sz w:val="20"/>
@@ -3235,7 +3120,6 @@
           </w:tcPr>
           <w:p>
             <w:pPr>
-              <w:jc w:val="center"/>
               <w:rPr>
                 <w:rFonts w:ascii="Calibri" w:hAnsi="Calibri" w:cs="Calibri"/>
                 <w:sz w:val="20"/>
@@ -3260,7 +3144,6 @@
           </w:tcPr>
           <w:p>
             <w:pPr>
-              <w:jc w:val="center"/>
               <w:rPr>
                 <w:rFonts w:ascii="Calibri" w:hAnsi="Calibri" w:cs="Calibri"/>
                 <w:sz w:val="20"/>
@@ -3289,6 +3172,7 @@
           <w:b/>
           <w:sz w:val="22"/>
           <w:szCs w:val="22"/>
+          <w:u w:val="single"/>
           <w:rtl/>
           <w:lang w:val="en-US"/>
         </w:rPr>
@@ -3299,6 +3183,7 @@
           <w:b/>
           <w:sz w:val="22"/>
           <w:szCs w:val="22"/>
+          <w:u w:val="single"/>
         </w:rPr>
         <w:t>Main Decoder truth table</w:t>
       </w:r>
@@ -3321,6 +3206,7 @@
           <w:lang w:val="en-US"/>
         </w:rPr>
       </w:pPr>
+      <w:proofErr w:type="spellStart"/>
       <w:r>
         <w:rPr>
           <w:rFonts w:ascii="Calibri" w:hAnsi="Calibri" w:cs="Calibri"/>
@@ -3329,7 +3215,28 @@
           <w:u w:val="single"/>
           <w:lang w:val="en-US"/>
         </w:rPr>
-        <w:t>Cheat Tables</w:t>
+        <w:t>i</w:t>
+      </w:r>
+      <w:proofErr w:type="spellEnd"/>
+      <w:r>
+        <w:rPr>
+          <w:rFonts w:ascii="Calibri" w:hAnsi="Calibri" w:cs="Calibri"/>
+          <w:b/>
+          <w:bCs/>
+          <w:u w:val="single"/>
+          <w:lang w:val="en-US"/>
+        </w:rPr>
+        <w:t>/o</w:t>
+      </w:r>
+      <w:r>
+        <w:rPr>
+          <w:rFonts w:ascii="Calibri" w:hAnsi="Calibri" w:cs="Calibri"/>
+          <w:b/>
+          <w:bCs/>
+          <w:u w:val="single"/>
+          <w:lang w:val="en-US"/>
+        </w:rPr>
+        <w:t xml:space="preserve"> Tables</w:t>
       </w:r>
       <w:r>
         <w:rPr>
@@ -3363,7 +3270,6 @@
           </w:tcPr>
           <w:p>
             <w:pPr>
-              <w:jc w:val="center"/>
               <w:rPr>
                 <w:rFonts w:ascii="Calibri" w:hAnsi="Calibri" w:cs="Calibri"/>
                 <w:lang w:val="en-US"/>
@@ -3398,7 +3304,6 @@
           </w:tcPr>
           <w:p>
             <w:pPr>
-              <w:jc w:val="center"/>
               <w:rPr>
                 <w:rFonts w:ascii="Calibri" w:hAnsi="Calibri" w:cs="Calibri"/>
                 <w:lang w:val="en-US"/>
@@ -3419,7 +3324,6 @@
           </w:tcPr>
           <w:p>
             <w:pPr>
-              <w:jc w:val="center"/>
               <w:rPr>
                 <w:rFonts w:ascii="Calibri" w:hAnsi="Calibri" w:cs="Calibri"/>
                 <w:lang w:val="en-US"/>
@@ -3445,7 +3349,6 @@
           </w:tcPr>
           <w:p>
             <w:pPr>
-              <w:jc w:val="center"/>
               <w:rPr>
                 <w:rFonts w:ascii="Calibri" w:hAnsi="Calibri" w:cs="Calibri"/>
                 <w:lang w:val="en-US"/>
@@ -3466,7 +3369,6 @@
           </w:tcPr>
           <w:p>
             <w:pPr>
-              <w:jc w:val="center"/>
               <w:rPr>
                 <w:rFonts w:ascii="Calibri" w:hAnsi="Calibri" w:cs="Calibri"/>
                 <w:lang w:val="en-US"/>
@@ -3505,7 +3407,6 @@
           </w:tcPr>
           <w:p>
             <w:pPr>
-              <w:jc w:val="center"/>
               <w:rPr>
                 <w:rFonts w:ascii="Calibri" w:hAnsi="Calibri" w:cs="Calibri"/>
                 <w:lang w:val="en-US"/>
@@ -3540,7 +3441,6 @@
           </w:tcPr>
           <w:p>
             <w:pPr>
-              <w:jc w:val="center"/>
               <w:rPr>
                 <w:rFonts w:ascii="Calibri" w:hAnsi="Calibri" w:cs="Calibri"/>
                 <w:lang w:val="en-US"/>
@@ -3561,7 +3461,6 @@
           </w:tcPr>
           <w:p>
             <w:pPr>
-              <w:jc w:val="center"/>
               <w:rPr>
                 <w:rFonts w:ascii="Calibri" w:hAnsi="Calibri" w:cs="Calibri"/>
                 <w:lang w:val="en-US"/>
@@ -3587,7 +3486,6 @@
           </w:tcPr>
           <w:p>
             <w:pPr>
-              <w:jc w:val="center"/>
               <w:rPr>
                 <w:rFonts w:ascii="Calibri" w:hAnsi="Calibri" w:cs="Calibri"/>
                 <w:lang w:val="en-US"/>
@@ -3608,7 +3506,6 @@
           </w:tcPr>
           <w:p>
             <w:pPr>
-              <w:jc w:val="center"/>
               <w:rPr>
                 <w:rFonts w:ascii="Calibri" w:hAnsi="Calibri" w:cs="Calibri"/>
                 <w:lang w:val="en-US"/>
@@ -3657,7 +3554,6 @@
           </w:tcPr>
           <w:p>
             <w:pPr>
-              <w:jc w:val="center"/>
               <w:rPr>
                 <w:rFonts w:ascii="Calibri" w:hAnsi="Calibri" w:cs="Calibri"/>
                 <w:lang w:val="en-US"/>
@@ -3713,7 +3609,6 @@
           </w:tcPr>
           <w:p>
             <w:pPr>
-              <w:jc w:val="center"/>
               <w:rPr>
                 <w:rFonts w:ascii="Calibri" w:hAnsi="Calibri" w:cs="Calibri"/>
                 <w:lang w:val="en-US"/>
@@ -3734,7 +3629,6 @@
           </w:tcPr>
           <w:p>
             <w:pPr>
-              <w:jc w:val="center"/>
               <w:rPr>
                 <w:rFonts w:ascii="Calibri" w:hAnsi="Calibri" w:cs="Calibri"/>
                 <w:lang w:val="en-US"/>
@@ -3755,7 +3649,6 @@
           </w:tcPr>
           <w:p>
             <w:pPr>
-              <w:jc w:val="center"/>
               <w:rPr>
                 <w:rFonts w:ascii="Calibri" w:hAnsi="Calibri" w:cs="Calibri"/>
                 <w:lang w:val="en-US"/>
@@ -3781,7 +3674,6 @@
           </w:tcPr>
           <w:p>
             <w:pPr>
-              <w:jc w:val="center"/>
               <w:rPr>
                 <w:rFonts w:ascii="Calibri" w:hAnsi="Calibri" w:cs="Calibri"/>
                 <w:lang w:val="en-US"/>
@@ -3802,7 +3694,6 @@
           </w:tcPr>
           <w:p>
             <w:pPr>
-              <w:jc w:val="center"/>
               <w:rPr>
                 <w:rFonts w:ascii="Calibri" w:hAnsi="Calibri" w:cs="Calibri"/>
                 <w:lang w:val="en-US"/>
@@ -3856,7 +3747,6 @@
           </w:tcPr>
           <w:p>
             <w:pPr>
-              <w:jc w:val="center"/>
               <w:rPr>
                 <w:rFonts w:ascii="Calibri" w:hAnsi="Calibri" w:cs="Calibri"/>
                 <w:lang w:val="en-US"/>
@@ -3891,7 +3781,6 @@
           </w:tcPr>
           <w:p>
             <w:pPr>
-              <w:jc w:val="center"/>
               <w:rPr>
                 <w:rFonts w:ascii="Calibri" w:hAnsi="Calibri" w:cs="Calibri"/>
                 <w:lang w:val="en-US"/>
@@ -3912,7 +3801,6 @@
           </w:tcPr>
           <w:p>
             <w:pPr>
-              <w:jc w:val="center"/>
               <w:rPr>
                 <w:rFonts w:ascii="Calibri" w:hAnsi="Calibri" w:cs="Calibri"/>
                 <w:lang w:val="en-US"/>
@@ -3933,7 +3821,6 @@
           </w:tcPr>
           <w:p>
             <w:pPr>
-              <w:jc w:val="center"/>
               <w:rPr>
                 <w:rFonts w:ascii="Calibri" w:hAnsi="Calibri" w:cs="Calibri"/>
                 <w:lang w:val="en-US"/>
@@ -3954,7 +3841,6 @@
           </w:tcPr>
           <w:p>
             <w:pPr>
-              <w:jc w:val="center"/>
               <w:rPr>
                 <w:rFonts w:ascii="Calibri" w:hAnsi="Calibri" w:cs="Calibri"/>
                 <w:lang w:val="en-US"/>
@@ -3980,7 +3866,6 @@
           </w:tcPr>
           <w:p>
             <w:pPr>
-              <w:jc w:val="center"/>
               <w:rPr>
                 <w:rFonts w:ascii="Calibri" w:hAnsi="Calibri" w:cs="Calibri"/>
                 <w:lang w:val="en-US"/>
@@ -4025,7 +3910,6 @@
           </w:tcPr>
           <w:p>
             <w:pPr>
-              <w:jc w:val="center"/>
               <w:rPr>
                 <w:rFonts w:ascii="Calibri" w:hAnsi="Calibri" w:cs="Calibri"/>
                 <w:lang w:val="en-US"/>
@@ -4338,7 +4222,6 @@
     </w:p>
     <w:p>
       <w:pPr>
-        <w:jc w:val="center"/>
         <w:rPr>
           <w:rFonts w:ascii="Calibri" w:hAnsi="Calibri" w:cs="Calibri"/>
           <w:b/>
@@ -4375,7 +4258,6 @@
           </w:tcPr>
           <w:p>
             <w:pPr>
-              <w:jc w:val="center"/>
               <w:rPr>
                 <w:rFonts w:ascii="Calibri" w:hAnsi="Calibri" w:cs="Calibri"/>
               </w:rPr>
@@ -4394,7 +4276,6 @@
           </w:tcPr>
           <w:p>
             <w:pPr>
-              <w:jc w:val="center"/>
               <w:rPr>
                 <w:rFonts w:ascii="Calibri" w:hAnsi="Calibri" w:cs="Calibri"/>
               </w:rPr>
@@ -4413,7 +4294,6 @@
           </w:tcPr>
           <w:p>
             <w:pPr>
-              <w:jc w:val="center"/>
               <w:rPr>
                 <w:rFonts w:ascii="Calibri" w:hAnsi="Calibri" w:cs="Calibri"/>
                 <w:vertAlign w:val="subscript"/>
@@ -4435,7 +4315,6 @@
           </w:tcPr>
           <w:p>
             <w:pPr>
-              <w:jc w:val="center"/>
               <w:rPr>
                 <w:rFonts w:ascii="Calibri" w:hAnsi="Calibri" w:cs="Calibri"/>
               </w:rPr>
@@ -4454,7 +4333,6 @@
           </w:tcPr>
           <w:p>
             <w:pPr>
-              <w:jc w:val="center"/>
               <w:rPr>
                 <w:rFonts w:ascii="Calibri" w:hAnsi="Calibri" w:cs="Calibri"/>
               </w:rPr>
@@ -4475,7 +4353,6 @@
           </w:tcPr>
           <w:p>
             <w:pPr>
-              <w:jc w:val="center"/>
               <w:rPr>
                 <w:rFonts w:ascii="Calibri" w:hAnsi="Calibri" w:cs="Calibri"/>
                 <w:lang w:val="en-US"/>
@@ -4496,7 +4373,6 @@
           </w:tcPr>
           <w:p>
             <w:pPr>
-              <w:jc w:val="center"/>
               <w:rPr>
                 <w:rFonts w:ascii="Calibri" w:hAnsi="Calibri" w:cs="Calibri"/>
                 <w:lang w:val="en-US"/>
@@ -4524,7 +4400,6 @@
           </w:tcPr>
           <w:p>
             <w:pPr>
-              <w:jc w:val="center"/>
               <w:rPr>
                 <w:rFonts w:ascii="Calibri" w:hAnsi="Calibri" w:cs="Calibri"/>
                 <w:lang w:val="en-US"/>
@@ -4552,7 +4427,6 @@
           </w:tcPr>
           <w:p>
             <w:pPr>
-              <w:jc w:val="center"/>
               <w:rPr>
                 <w:rFonts w:ascii="Calibri" w:hAnsi="Calibri" w:cs="Calibri"/>
                 <w:lang w:val="en-US"/>
@@ -4573,7 +4447,6 @@
           </w:tcPr>
           <w:p>
             <w:pPr>
-              <w:jc w:val="center"/>
               <w:rPr>
                 <w:rFonts w:ascii="Calibri" w:hAnsi="Calibri" w:cs="Calibri"/>
                 <w:lang w:val="en-US"/>
@@ -4628,7 +4501,6 @@
           </w:p>
           <w:p>
             <w:pPr>
-              <w:jc w:val="center"/>
               <w:rPr>
                 <w:rFonts w:ascii="Calibri" w:hAnsi="Calibri" w:cs="Calibri"/>
                 <w:lang w:val="en-US"/>
@@ -4644,7 +4516,6 @@
           </w:tcPr>
           <w:p>
             <w:pPr>
-              <w:jc w:val="center"/>
               <w:rPr>
                 <w:rFonts w:ascii="Calibri" w:hAnsi="Calibri" w:cs="Calibri"/>
                 <w:lang w:val="en-US"/>
@@ -4665,7 +4536,6 @@
           </w:tcPr>
           <w:p>
             <w:pPr>
-              <w:jc w:val="center"/>
               <w:rPr>
                 <w:rFonts w:ascii="Calibri" w:hAnsi="Calibri" w:cs="Calibri"/>
                 <w:lang w:val="en-US"/>
@@ -4686,7 +4556,6 @@
           </w:tcPr>
           <w:p>
             <w:pPr>
-              <w:jc w:val="center"/>
               <w:rPr>
                 <w:rFonts w:ascii="Calibri" w:hAnsi="Calibri" w:cs="Calibri"/>
                 <w:lang w:val="en-US"/>
@@ -4707,7 +4576,6 @@
           </w:tcPr>
           <w:p>
             <w:pPr>
-              <w:jc w:val="center"/>
               <w:rPr>
                 <w:rFonts w:ascii="Calibri" w:hAnsi="Calibri" w:cs="Calibri"/>
                 <w:lang w:val="en-US"/>
@@ -4728,7 +4596,6 @@
           </w:tcPr>
           <w:p>
             <w:pPr>
-              <w:jc w:val="center"/>
               <w:rPr>
                 <w:rFonts w:ascii="Calibri" w:hAnsi="Calibri" w:cs="Calibri"/>
                 <w:lang w:val="en-US"/>
@@ -4751,7 +4618,6 @@
           </w:tcPr>
           <w:p>
             <w:pPr>
-              <w:jc w:val="center"/>
               <w:rPr>
                 <w:rFonts w:ascii="Calibri" w:hAnsi="Calibri" w:cs="Calibri"/>
                 <w:lang w:val="en-US"/>
@@ -4772,7 +4638,6 @@
           </w:tcPr>
           <w:p>
             <w:pPr>
-              <w:jc w:val="center"/>
               <w:rPr>
                 <w:rFonts w:ascii="Calibri" w:hAnsi="Calibri" w:cs="Calibri"/>
                 <w:b/>
@@ -4797,7 +4662,6 @@
           </w:tcPr>
           <w:p>
             <w:pPr>
-              <w:jc w:val="center"/>
               <w:rPr>
                 <w:rFonts w:ascii="Calibri" w:hAnsi="Calibri" w:cs="Calibri"/>
                 <w:lang w:val="en-US"/>
@@ -4826,7 +4690,6 @@
           </w:tcPr>
           <w:p>
             <w:pPr>
-              <w:jc w:val="center"/>
               <w:rPr>
                 <w:rFonts w:ascii="Calibri" w:hAnsi="Calibri" w:cs="Calibri"/>
                 <w:lang w:val="en-US"/>
@@ -4863,7 +4726,6 @@
           </w:tcPr>
           <w:p>
             <w:pPr>
-              <w:jc w:val="center"/>
               <w:rPr>
                 <w:rFonts w:ascii="Calibri" w:hAnsi="Calibri" w:cs="Calibri"/>
                 <w:lang w:val="en-US"/>
@@ -4919,7 +4781,6 @@
           </w:tcPr>
           <w:p>
             <w:pPr>
-              <w:jc w:val="center"/>
               <w:rPr>
                 <w:rFonts w:ascii="Calibri" w:hAnsi="Calibri" w:cs="Calibri"/>
               </w:rPr>
@@ -4939,7 +4800,6 @@
           </w:tcPr>
           <w:p>
             <w:pPr>
-              <w:jc w:val="center"/>
               <w:rPr>
                 <w:rFonts w:ascii="Calibri" w:hAnsi="Calibri" w:cs="Calibri"/>
                 <w:b/>
@@ -4964,7 +4824,6 @@
           </w:tcPr>
           <w:p>
             <w:pPr>
-              <w:jc w:val="center"/>
               <w:rPr>
                 <w:rFonts w:ascii="Calibri" w:hAnsi="Calibri" w:cs="Calibri"/>
                 <w:lang w:val="en-US"/>
@@ -4985,7 +4844,6 @@
           </w:tcPr>
           <w:p>
             <w:pPr>
-              <w:jc w:val="center"/>
               <w:rPr>
                 <w:rFonts w:ascii="Calibri" w:hAnsi="Calibri" w:cs="Calibri"/>
                 <w:lang w:val="en-US"/>
@@ -5022,7 +4880,6 @@
           </w:tcPr>
           <w:p>
             <w:pPr>
-              <w:jc w:val="center"/>
               <w:rPr>
                 <w:rFonts w:ascii="Calibri" w:hAnsi="Calibri" w:cs="Calibri"/>
                 <w:lang w:val="en-US"/>
@@ -5045,7 +4902,6 @@
           </w:tcPr>
           <w:p>
             <w:pPr>
-              <w:jc w:val="center"/>
               <w:rPr>
                 <w:rFonts w:ascii="Calibri" w:hAnsi="Calibri" w:cs="Calibri"/>
                 <w:lang w:val="en-US"/>
@@ -5066,7 +4922,6 @@
           </w:tcPr>
           <w:p>
             <w:pPr>
-              <w:jc w:val="center"/>
               <w:rPr>
                 <w:rFonts w:ascii="Calibri" w:hAnsi="Calibri" w:cs="Calibri"/>
                 <w:lang w:val="en-US"/>
@@ -5087,7 +4942,6 @@
           </w:tcPr>
           <w:p>
             <w:pPr>
-              <w:jc w:val="center"/>
               <w:rPr>
                 <w:rFonts w:ascii="Calibri" w:hAnsi="Calibri" w:cs="Calibri"/>
                 <w:lang w:val="en-US"/>
@@ -5115,7 +4969,6 @@
           </w:tcPr>
           <w:p>
             <w:pPr>
-              <w:jc w:val="center"/>
               <w:rPr>
                 <w:rFonts w:ascii="Calibri" w:hAnsi="Calibri" w:cs="Calibri"/>
                 <w:lang w:val="en-US"/>
@@ -5152,7 +5005,6 @@
           </w:tcPr>
           <w:p>
             <w:pPr>
-              <w:jc w:val="center"/>
               <w:rPr>
                 <w:rFonts w:ascii="Calibri" w:hAnsi="Calibri" w:cs="Calibri"/>
                 <w:lang w:val="en-US"/>
@@ -5193,7 +5045,6 @@
           </w:tcPr>
           <w:p>
             <w:pPr>
-              <w:jc w:val="center"/>
               <w:rPr>
                 <w:rFonts w:ascii="Calibri" w:hAnsi="Calibri" w:cs="Calibri"/>
                 <w:lang w:val="en-US"/>
@@ -5214,7 +5065,6 @@
           </w:tcPr>
           <w:p>
             <w:pPr>
-              <w:jc w:val="center"/>
               <w:rPr>
                 <w:rFonts w:ascii="Calibri" w:hAnsi="Calibri" w:cs="Calibri"/>
                 <w:lang w:val="en-US"/>
@@ -5235,7 +5085,6 @@
           </w:tcPr>
           <w:p>
             <w:pPr>
-              <w:jc w:val="center"/>
               <w:rPr>
                 <w:rFonts w:ascii="Calibri" w:hAnsi="Calibri" w:cs="Calibri"/>
                 <w:lang w:val="en-US"/>
@@ -5256,7 +5105,6 @@
           </w:tcPr>
           <w:p>
             <w:pPr>
-              <w:jc w:val="center"/>
               <w:rPr>
                 <w:rFonts w:ascii="Calibri" w:hAnsi="Calibri" w:cs="Calibri"/>
               </w:rPr>
@@ -5308,7 +5156,6 @@
           </w:tcPr>
           <w:p>
             <w:pPr>
-              <w:jc w:val="center"/>
               <w:rPr>
                 <w:rFonts w:ascii="Calibri" w:hAnsi="Calibri" w:cs="Calibri"/>
                 <w:lang w:val="en-US"/>
@@ -5335,7 +5182,6 @@
           </w:tcPr>
           <w:p>
             <w:pPr>
-              <w:jc w:val="center"/>
               <w:rPr>
                 <w:rFonts w:ascii="Calibri" w:hAnsi="Calibri" w:cs="Calibri"/>
                 <w:lang w:val="en-US"/>
@@ -5356,7 +5202,6 @@
           </w:tcPr>
           <w:p>
             <w:pPr>
-              <w:jc w:val="center"/>
               <w:rPr>
                 <w:rFonts w:ascii="Calibri" w:hAnsi="Calibri" w:cs="Calibri"/>
                 <w:lang w:val="en-US"/>
@@ -5377,7 +5222,6 @@
           </w:tcPr>
           <w:p>
             <w:pPr>
-              <w:jc w:val="center"/>
               <w:rPr>
                 <w:rFonts w:ascii="Calibri" w:hAnsi="Calibri" w:cs="Calibri"/>
                 <w:lang w:val="en-US"/>
@@ -5398,7 +5242,6 @@
           </w:tcPr>
           <w:p>
             <w:pPr>
-              <w:jc w:val="center"/>
               <w:rPr>
                 <w:rFonts w:ascii="Calibri" w:hAnsi="Calibri" w:cs="Calibri"/>
                 <w:lang w:val="en-US"/>
@@ -5465,7 +5308,6 @@
           </w:tcPr>
           <w:p>
             <w:pPr>
-              <w:jc w:val="center"/>
               <w:rPr>
                 <w:rFonts w:ascii="Calibri" w:hAnsi="Calibri" w:cs="Calibri"/>
                 <w:lang w:val="en-US"/>
@@ -5492,7 +5334,6 @@
           </w:tcPr>
           <w:p>
             <w:pPr>
-              <w:jc w:val="center"/>
               <w:rPr>
                 <w:rFonts w:ascii="Calibri" w:hAnsi="Calibri" w:cs="Calibri"/>
                 <w:lang w:val="en-US"/>
@@ -5514,7 +5355,6 @@
           </w:tcPr>
           <w:p>
             <w:pPr>
-              <w:jc w:val="center"/>
               <w:rPr>
                 <w:rFonts w:ascii="Calibri" w:hAnsi="Calibri" w:cs="Calibri"/>
                 <w:lang w:val="en-US"/>
@@ -5536,7 +5376,6 @@
           </w:tcPr>
           <w:p>
             <w:pPr>
-              <w:jc w:val="center"/>
               <w:rPr>
                 <w:rFonts w:ascii="Calibri" w:hAnsi="Calibri" w:cs="Calibri"/>
                 <w:lang w:val="en-US"/>
@@ -5558,7 +5397,6 @@
           </w:tcPr>
           <w:p>
             <w:pPr>
-              <w:jc w:val="center"/>
               <w:rPr>
                 <w:rFonts w:ascii="Calibri" w:hAnsi="Calibri" w:cs="Calibri"/>
                 <w:lang w:val="en-US"/>
@@ -5598,7 +5436,6 @@
           </w:tcPr>
           <w:p>
             <w:pPr>
-              <w:jc w:val="center"/>
               <w:rPr>
                 <w:rFonts w:ascii="Calibri" w:hAnsi="Calibri" w:cs="Calibri"/>
                 <w:lang w:val="en-US"/>
@@ -5626,7 +5463,6 @@
           </w:tcPr>
           <w:p>
             <w:pPr>
-              <w:jc w:val="center"/>
               <w:rPr>
                 <w:rFonts w:ascii="Calibri" w:hAnsi="Calibri" w:cs="Calibri"/>
                 <w:color w:val="000000" w:themeColor="text1"/>
@@ -5649,7 +5485,6 @@
           </w:tcPr>
           <w:p>
             <w:pPr>
-              <w:jc w:val="center"/>
               <w:rPr>
                 <w:rFonts w:ascii="Calibri" w:hAnsi="Calibri" w:cs="Calibri"/>
                 <w:color w:val="000000" w:themeColor="text1"/>
@@ -5672,7 +5507,6 @@
           </w:tcPr>
           <w:p>
             <w:pPr>
-              <w:jc w:val="center"/>
               <w:rPr>
                 <w:rFonts w:ascii="Calibri" w:hAnsi="Calibri" w:cs="Calibri"/>
                 <w:color w:val="000000" w:themeColor="text1"/>
@@ -5703,7 +5537,6 @@
           </w:tcPr>
           <w:p>
             <w:pPr>
-              <w:jc w:val="center"/>
               <w:rPr>
                 <w:rFonts w:ascii="Calibri" w:hAnsi="Calibri" w:cs="Calibri"/>
                 <w:color w:val="000000" w:themeColor="text1"/>
@@ -5752,7 +5585,6 @@
           </w:tcPr>
           <w:p>
             <w:pPr>
-              <w:jc w:val="center"/>
               <w:rPr>
                 <w:rFonts w:ascii="Calibri" w:hAnsi="Calibri" w:cs="Calibri"/>
                 <w:color w:val="000000" w:themeColor="text1"/>
@@ -5782,7 +5614,6 @@
           </w:tcPr>
           <w:p>
             <w:pPr>
-              <w:jc w:val="center"/>
               <w:rPr>
                 <w:rFonts w:ascii="Calibri" w:hAnsi="Calibri" w:cs="Calibri"/>
                 <w:color w:val="000000" w:themeColor="text1"/>
@@ -5805,7 +5636,6 @@
           </w:tcPr>
           <w:p>
             <w:pPr>
-              <w:jc w:val="center"/>
               <w:rPr>
                 <w:rFonts w:ascii="Calibri" w:hAnsi="Calibri" w:cs="Calibri"/>
                 <w:color w:val="000000" w:themeColor="text1"/>
@@ -5828,7 +5658,6 @@
           </w:tcPr>
           <w:p>
             <w:pPr>
-              <w:jc w:val="center"/>
               <w:rPr>
                 <w:rFonts w:ascii="Calibri" w:hAnsi="Calibri" w:cs="Calibri"/>
                 <w:color w:val="000000" w:themeColor="text1"/>
@@ -5851,7 +5680,6 @@
           </w:tcPr>
           <w:p>
             <w:pPr>
-              <w:jc w:val="center"/>
               <w:rPr>
                 <w:rFonts w:ascii="Calibri" w:hAnsi="Calibri" w:cs="Calibri"/>
                 <w:color w:val="000000" w:themeColor="text1"/>
@@ -5892,7 +5720,6 @@
           </w:tcPr>
           <w:p>
             <w:pPr>
-              <w:jc w:val="center"/>
               <w:rPr>
                 <w:rFonts w:ascii="Calibri" w:hAnsi="Calibri" w:cs="Calibri"/>
                 <w:color w:val="000000" w:themeColor="text1"/>
@@ -5921,7 +5748,6 @@
           </w:tcPr>
           <w:p>
             <w:pPr>
-              <w:jc w:val="center"/>
               <w:rPr>
                 <w:rFonts w:ascii="Calibri" w:hAnsi="Calibri" w:cs="Calibri"/>
                 <w:color w:val="000000" w:themeColor="text1"/>
@@ -5945,7 +5771,6 @@
           </w:tcPr>
           <w:p>
             <w:pPr>
-              <w:jc w:val="center"/>
               <w:rPr>
                 <w:rFonts w:ascii="Calibri" w:hAnsi="Calibri" w:cs="Calibri"/>
                 <w:color w:val="000000" w:themeColor="text1"/>
@@ -5969,7 +5794,6 @@
           </w:tcPr>
           <w:p>
             <w:pPr>
-              <w:jc w:val="center"/>
               <w:rPr>
                 <w:rFonts w:ascii="Calibri" w:hAnsi="Calibri" w:cs="Calibri"/>
                 <w:color w:val="000000" w:themeColor="text1"/>
@@ -5992,7 +5816,6 @@
           </w:tcPr>
           <w:p>
             <w:pPr>
-              <w:jc w:val="center"/>
               <w:rPr>
                 <w:rFonts w:ascii="Calibri" w:hAnsi="Calibri" w:cs="Calibri"/>
                 <w:color w:val="000000" w:themeColor="text1"/>
@@ -6015,7 +5838,6 @@
           </w:tcPr>
           <w:p>
             <w:pPr>
-              <w:jc w:val="center"/>
               <w:rPr>
                 <w:rFonts w:ascii="Calibri" w:hAnsi="Calibri" w:cs="Calibri"/>
                 <w:color w:val="000000" w:themeColor="text1"/>
@@ -6045,7 +5867,6 @@
           </w:tcPr>
           <w:p>
             <w:pPr>
-              <w:jc w:val="center"/>
               <w:rPr>
                 <w:rFonts w:ascii="Calibri" w:hAnsi="Calibri" w:cs="Calibri"/>
                 <w:color w:val="000000" w:themeColor="text1"/>
@@ -6068,7 +5889,6 @@
           </w:tcPr>
           <w:p>
             <w:pPr>
-              <w:jc w:val="center"/>
               <w:rPr>
                 <w:rFonts w:ascii="Calibri" w:hAnsi="Calibri" w:cs="Calibri"/>
                 <w:color w:val="000000" w:themeColor="text1"/>
@@ -6091,7 +5911,6 @@
           </w:tcPr>
           <w:p>
             <w:pPr>
-              <w:jc w:val="center"/>
               <w:rPr>
                 <w:rFonts w:ascii="Calibri" w:hAnsi="Calibri" w:cs="Calibri"/>
                 <w:color w:val="000000" w:themeColor="text1"/>
@@ -6114,7 +5933,6 @@
           </w:tcPr>
           <w:p>
             <w:pPr>
-              <w:jc w:val="center"/>
               <w:rPr>
                 <w:rFonts w:ascii="Calibri" w:hAnsi="Calibri" w:cs="Calibri"/>
                 <w:color w:val="000000" w:themeColor="text1"/>
@@ -6153,7 +5971,6 @@
           </w:tcPr>
           <w:p>
             <w:pPr>
-              <w:jc w:val="center"/>
               <w:rPr>
                 <w:rFonts w:ascii="Calibri" w:hAnsi="Calibri" w:cs="Calibri"/>
                 <w:color w:val="000000" w:themeColor="text1"/>
@@ -6173,83 +5990,6 @@
             </w:r>
             <w:proofErr w:type="spellEnd"/>
             <w:proofErr w:type="gramEnd"/>
-          </w:p>
-        </w:tc>
-      </w:tr>
-      <w:tr>
-        <w:tc>
-          <w:tcPr>
-            <w:tcW w:w="1803" w:type="dxa"/>
-          </w:tcPr>
-          <w:p>
-            <w:pPr>
-              <w:jc w:val="center"/>
-              <w:rPr>
-                <w:rFonts w:ascii="Calibri" w:hAnsi="Calibri" w:cs="Calibri"/>
-                <w:color w:val="000000" w:themeColor="text1"/>
-                <w:lang w:val="en-US"/>
-              </w:rPr>
-            </w:pPr>
-          </w:p>
-        </w:tc>
-        <w:tc>
-          <w:tcPr>
-            <w:tcW w:w="1803" w:type="dxa"/>
-          </w:tcPr>
-          <w:p>
-            <w:pPr>
-              <w:jc w:val="center"/>
-              <w:rPr>
-                <w:rFonts w:ascii="Calibri" w:hAnsi="Calibri" w:cs="Calibri"/>
-                <w:color w:val="000000" w:themeColor="text1"/>
-                <w:lang w:val="en-US"/>
-              </w:rPr>
-            </w:pPr>
-          </w:p>
-        </w:tc>
-        <w:tc>
-          <w:tcPr>
-            <w:tcW w:w="1803" w:type="dxa"/>
-          </w:tcPr>
-          <w:p>
-            <w:pPr>
-              <w:jc w:val="center"/>
-              <w:rPr>
-                <w:rFonts w:ascii="Calibri" w:hAnsi="Calibri" w:cs="Calibri"/>
-                <w:color w:val="000000" w:themeColor="text1"/>
-                <w:lang w:val="en-US"/>
-              </w:rPr>
-            </w:pPr>
-          </w:p>
-        </w:tc>
-        <w:tc>
-          <w:tcPr>
-            <w:tcW w:w="1803" w:type="dxa"/>
-          </w:tcPr>
-          <w:p>
-            <w:pPr>
-              <w:jc w:val="center"/>
-              <w:rPr>
-                <w:rFonts w:ascii="Calibri" w:hAnsi="Calibri" w:cs="Calibri"/>
-                <w:color w:val="000000" w:themeColor="text1"/>
-                <w:lang w:val="en-US"/>
-              </w:rPr>
-            </w:pPr>
-          </w:p>
-        </w:tc>
-        <w:tc>
-          <w:tcPr>
-            <w:tcW w:w="1804" w:type="dxa"/>
-          </w:tcPr>
-          <w:p>
-            <w:pPr>
-              <w:jc w:val="center"/>
-              <w:rPr>
-                <w:rFonts w:ascii="Calibri" w:hAnsi="Calibri" w:cs="Calibri"/>
-                <w:color w:val="000000" w:themeColor="text1"/>
-                <w:lang w:val="en-US"/>
-              </w:rPr>
-            </w:pPr>
           </w:p>
         </w:tc>
       </w:tr>
@@ -6277,10 +6017,10 @@
           <w:lang w:val="en-US"/>
         </w:rPr>
         <w:drawing>
-          <wp:inline distT="0" distB="0" distL="0" distR="0" wp14:anchorId="013DE66A" wp14:editId="62A04BD3">
-            <wp:extent cx="4277322" cy="4096322"/>
-            <wp:effectExtent l="0" t="0" r="9525" b="0"/>
-            <wp:docPr id="1560751808" name="Picture 3"/>
+          <wp:inline distT="0" distB="0" distL="0" distR="0" wp14:anchorId="59D2B29C" wp14:editId="146A2923">
+            <wp:extent cx="4087930" cy="3699164"/>
+            <wp:effectExtent l="0" t="0" r="8255" b="0"/>
+            <wp:docPr id="1260033251" name="Picture 1"/>
             <wp:cNvGraphicFramePr>
               <a:graphicFrameLocks xmlns:a="http://schemas.openxmlformats.org/drawingml/2006/main" noChangeAspect="1"/>
             </wp:cNvGraphicFramePr>
@@ -6288,8 +6028,10 @@
               <a:graphicData uri="http://schemas.openxmlformats.org/drawingml/2006/picture">
                 <pic:pic xmlns:pic="http://schemas.openxmlformats.org/drawingml/2006/picture">
                   <pic:nvPicPr>
-                    <pic:cNvPr id="1560751808" name="Picture 1560751808"/>
-                    <pic:cNvPicPr/>
+                    <pic:cNvPr id="0" name="Picture 1"/>
+                    <pic:cNvPicPr>
+                      <a:picLocks noChangeAspect="1" noChangeArrowheads="1"/>
+                    </pic:cNvPicPr>
                   </pic:nvPicPr>
                   <pic:blipFill>
                     <a:blip r:embed="rId6">
@@ -6299,18 +6041,23 @@
                         </a:ext>
                       </a:extLst>
                     </a:blip>
+                    <a:srcRect/>
                     <a:stretch>
                       <a:fillRect/>
                     </a:stretch>
                   </pic:blipFill>
-                  <pic:spPr>
+                  <pic:spPr bwMode="auto">
                     <a:xfrm>
                       <a:off x="0" y="0"/>
-                      <a:ext cx="4277322" cy="4096322"/>
+                      <a:ext cx="4090616" cy="3701595"/>
                     </a:xfrm>
                     <a:prstGeom prst="rect">
                       <a:avLst/>
                     </a:prstGeom>
+                    <a:noFill/>
+                    <a:ln>
+                      <a:noFill/>
+                    </a:ln>
                   </pic:spPr>
                 </pic:pic>
               </a:graphicData>
@@ -6345,7 +6092,14 @@
     </w:p>
     <w:p>
       <w:pPr>
-        <w:jc w:val="center"/>
+        <w:rPr>
+          <w:rFonts w:ascii="Calibri" w:hAnsi="Calibri" w:cs="Calibri"/>
+          <w:lang w:val="en-US"/>
+        </w:rPr>
+      </w:pPr>
+    </w:p>
+    <w:p>
+      <w:pPr>
         <w:rPr>
           <w:rFonts w:ascii="Calibri" w:hAnsi="Calibri" w:cs="Calibri"/>
           <w:b/>
@@ -6401,7 +6155,6 @@
     </w:p>
     <w:p>
       <w:pPr>
-        <w:jc w:val="center"/>
         <w:rPr>
           <w:rFonts w:ascii="Calibri" w:hAnsi="Calibri" w:cs="Calibri"/>
           <w:b/>
@@ -8205,14 +7958,7 @@
           <w:rFonts w:ascii="Calibri" w:hAnsi="Calibri" w:cs="Calibri"/>
           <w:lang w:val="en-US"/>
         </w:rPr>
-        <w:t>c</w:t>
-      </w:r>
-      <w:r>
-        <w:rPr>
-          <w:rFonts w:ascii="Calibri" w:hAnsi="Calibri" w:cs="Calibri"/>
-          <w:lang w:val="en-US"/>
-        </w:rPr>
-        <w:t xml:space="preserve">reate A Mux </w:t>
+        <w:t xml:space="preserve">create A Mux </w:t>
       </w:r>
       <w:proofErr w:type="spellStart"/>
       <w:r>
@@ -8737,6 +8483,7 @@
       <w:r>
         <w:rPr>
           <w:rFonts w:ascii="Calibri" w:hAnsi="Calibri" w:cs="Calibri"/>
+          <w:noProof/>
           <w:lang w:val="en-US"/>
         </w:rPr>
         <w:lastRenderedPageBreak/>
@@ -9046,6 +8793,7 @@
       <w:r>
         <w:rPr>
           <w:rFonts w:ascii="Calibri" w:hAnsi="Calibri" w:cs="Calibri"/>
+          <w:noProof/>
           <w:lang w:val="en-US"/>
         </w:rPr>
         <w:drawing>
@@ -9271,7 +9019,6 @@
           </w:tcPr>
           <w:p>
             <w:pPr>
-              <w:jc w:val="center"/>
               <w:rPr>
                 <w:rFonts w:ascii="Calibri" w:hAnsi="Calibri" w:cs="Calibri"/>
                 <w:lang w:val="en-US"/>
@@ -9292,7 +9039,6 @@
           </w:tcPr>
           <w:p>
             <w:pPr>
-              <w:jc w:val="center"/>
               <w:rPr>
                 <w:rFonts w:ascii="Calibri" w:hAnsi="Calibri" w:cs="Calibri"/>
                 <w:lang w:val="en-US"/>
@@ -9313,7 +9059,6 @@
           </w:tcPr>
           <w:p>
             <w:pPr>
-              <w:jc w:val="center"/>
               <w:rPr>
                 <w:rFonts w:ascii="Calibri" w:hAnsi="Calibri" w:cs="Calibri"/>
                 <w:lang w:val="en-US"/>
@@ -9346,7 +9091,7 @@
                 <w:rFonts w:ascii="Calibri" w:hAnsi="Calibri" w:cs="Calibri"/>
                 <w:lang w:val="en-US"/>
               </w:rPr>
-              <w:t xml:space="preserve">Zero </w:t>
+              <w:t>Zero</w:t>
             </w:r>
           </w:p>
         </w:tc>
@@ -9402,7 +9147,7 @@
                 <w:rFonts w:ascii="Calibri" w:hAnsi="Calibri" w:cs="Calibri"/>
                 <w:lang w:val="en-US"/>
               </w:rPr>
-              <w:t xml:space="preserve">If the result is zero, flag is on (True). </w:t>
+              <w:t>If the result is zero, flag is on (True).</w:t>
             </w:r>
           </w:p>
         </w:tc>
@@ -9414,19 +9159,17 @@
           </w:tcPr>
           <w:p>
             <w:pPr>
-              <w:bidi/>
-              <w:jc w:val="right"/>
-              <w:rPr>
-                <w:rFonts w:ascii="Calibri" w:hAnsi="Calibri" w:cs="Calibri"/>
-                <w:lang w:val="en-US"/>
-              </w:rPr>
-            </w:pPr>
-            <w:r>
-              <w:rPr>
-                <w:rFonts w:ascii="Calibri" w:hAnsi="Calibri" w:cs="Calibri"/>
-                <w:lang w:val="en-US"/>
-              </w:rPr>
-              <w:t xml:space="preserve">Negative (N) </w:t>
+              <w:rPr>
+                <w:rFonts w:ascii="Calibri" w:hAnsi="Calibri" w:cs="Calibri"/>
+                <w:lang w:val="en-US"/>
+              </w:rPr>
+            </w:pPr>
+            <w:r>
+              <w:rPr>
+                <w:rFonts w:ascii="Calibri" w:hAnsi="Calibri" w:cs="Calibri"/>
+                <w:lang w:val="en-US"/>
+              </w:rPr>
+              <w:t>Negative (N)</w:t>
             </w:r>
           </w:p>
         </w:tc>
@@ -9528,8 +9271,6 @@
           </w:tcPr>
           <w:p>
             <w:pPr>
-              <w:bidi/>
-              <w:jc w:val="right"/>
               <w:rPr>
                 <w:rFonts w:ascii="Calibri" w:hAnsi="Calibri" w:cs="Calibri"/>
                 <w:lang w:val="en-US"/>
@@ -9704,13 +9445,6 @@
               <w:t>C_out</w:t>
             </w:r>
             <w:proofErr w:type="spellEnd"/>
-            <w:r>
-              <w:rPr>
-                <w:rFonts w:ascii="Calibri" w:hAnsi="Calibri" w:cs="Calibri"/>
-                <w:lang w:val="en-US"/>
-              </w:rPr>
-              <w:t xml:space="preserve"> </w:t>
-            </w:r>
           </w:p>
         </w:tc>
         <w:tc>
@@ -9884,12 +9618,994 @@
     </w:p>
     <w:p>
       <w:pPr>
-        <w:jc w:val="center"/>
         <w:rPr>
           <w:rFonts w:ascii="Calibri" w:hAnsi="Calibri" w:cs="Calibri"/>
           <w:b/>
           <w:bCs/>
           <w:u w:val="single"/>
+          <w:lang w:val="en-US"/>
+        </w:rPr>
+      </w:pPr>
+    </w:p>
+    <w:p>
+      <w:pPr>
+        <w:rPr>
+          <w:rFonts w:ascii="Calibri" w:hAnsi="Calibri" w:cs="Calibri"/>
+          <w:lang w:val="en-US"/>
+        </w:rPr>
+      </w:pPr>
+    </w:p>
+    <w:p>
+      <w:pPr>
+        <w:rPr>
+          <w:rFonts w:ascii="Calibri" w:hAnsi="Calibri" w:cs="Calibri"/>
+          <w:lang w:val="en-US"/>
+        </w:rPr>
+      </w:pPr>
+    </w:p>
+    <w:p>
+      <w:pPr>
+        <w:rPr>
+          <w:rFonts w:ascii="Calibri" w:hAnsi="Calibri" w:cs="Calibri"/>
+          <w:lang w:val="en-US"/>
+        </w:rPr>
+      </w:pPr>
+    </w:p>
+    <w:p>
+      <w:pPr>
+        <w:rPr>
+          <w:rFonts w:ascii="Calibri" w:hAnsi="Calibri" w:cs="Calibri"/>
+          <w:lang w:val="en-US"/>
+        </w:rPr>
+      </w:pPr>
+    </w:p>
+    <w:p>
+      <w:pPr>
+        <w:rPr>
+          <w:rFonts w:ascii="Calibri" w:hAnsi="Calibri" w:cs="Calibri"/>
+          <w:b/>
+          <w:bCs/>
+          <w:u w:val="single"/>
+          <w:lang w:val="en-US"/>
+        </w:rPr>
+      </w:pPr>
+      <w:proofErr w:type="spellStart"/>
+      <w:r>
+        <w:rPr>
+          <w:rFonts w:ascii="Calibri" w:hAnsi="Calibri" w:cs="Calibri"/>
+          <w:b/>
+          <w:bCs/>
+          <w:u w:val="single"/>
+          <w:lang w:val="en-US"/>
+        </w:rPr>
+        <w:lastRenderedPageBreak/>
+        <w:t>Verfication</w:t>
+      </w:r>
+      <w:proofErr w:type="spellEnd"/>
+      <w:r>
+        <w:rPr>
+          <w:rFonts w:ascii="Calibri" w:hAnsi="Calibri" w:cs="Calibri"/>
+          <w:b/>
+          <w:bCs/>
+          <w:u w:val="single"/>
+          <w:lang w:val="en-US"/>
+        </w:rPr>
+        <w:t xml:space="preserve"> </w:t>
+      </w:r>
+    </w:p>
+    <w:p>
+      <w:pPr>
+        <w:rPr>
+          <w:rFonts w:ascii="Calibri" w:hAnsi="Calibri" w:cs="Calibri"/>
+          <w:lang w:val="en-US"/>
+        </w:rPr>
+      </w:pPr>
+      <w:r>
+        <w:rPr>
+          <w:rFonts w:ascii="Calibri" w:hAnsi="Calibri" w:cs="Calibri"/>
+          <w:lang w:val="en-US"/>
+        </w:rPr>
+        <w:t>Here I’m starting the verification process of the design.</w:t>
+      </w:r>
+    </w:p>
+    <w:p>
+      <w:pPr>
+        <w:rPr>
+          <w:rFonts w:ascii="Calibri" w:hAnsi="Calibri" w:cs="Calibri"/>
+          <w:b/>
+          <w:bCs/>
+          <w:u w:val="single"/>
+          <w:lang w:val="en-US"/>
+        </w:rPr>
+      </w:pPr>
+      <w:r>
+        <w:rPr>
+          <w:rFonts w:ascii="Calibri" w:hAnsi="Calibri" w:cs="Calibri"/>
+          <w:b/>
+          <w:bCs/>
+          <w:u w:val="single"/>
+          <w:lang w:val="en-US"/>
+        </w:rPr>
+        <w:t>ALU</w:t>
+      </w:r>
+    </w:p>
+    <w:p>
+      <w:pPr>
+        <w:rPr>
+          <w:rFonts w:ascii="Calibri" w:hAnsi="Calibri" w:cs="Calibri"/>
+          <w:lang w:val="en-US"/>
+        </w:rPr>
+      </w:pPr>
+      <w:r>
+        <w:rPr>
+          <w:rFonts w:ascii="Calibri" w:hAnsi="Calibri" w:cs="Calibri"/>
+          <w:lang w:val="en-US"/>
+        </w:rPr>
+        <w:t>Starting with alu – my goal here is to achieve 100% functional coverage of alu operations.</w:t>
+      </w:r>
+    </w:p>
+    <w:p>
+      <w:pPr>
+        <w:rPr>
+          <w:rFonts w:ascii="Calibri" w:hAnsi="Calibri" w:cs="Calibri"/>
+          <w:lang w:val="en-US"/>
+        </w:rPr>
+      </w:pPr>
+      <w:r>
+        <w:rPr>
+          <w:rFonts w:ascii="Calibri" w:hAnsi="Calibri" w:cs="Calibri"/>
+          <w:i/>
+          <w:iCs/>
+          <w:lang w:val="en-US"/>
+        </w:rPr>
+        <w:t>Inputs</w:t>
+      </w:r>
+      <w:r>
+        <w:rPr>
+          <w:rFonts w:ascii="Calibri" w:hAnsi="Calibri" w:cs="Calibri"/>
+          <w:lang w:val="en-US"/>
+        </w:rPr>
+        <w:t xml:space="preserve">: </w:t>
+      </w:r>
+      <w:proofErr w:type="gramStart"/>
+      <w:r>
+        <w:rPr>
+          <w:rFonts w:ascii="Calibri" w:hAnsi="Calibri" w:cs="Calibri"/>
+          <w:lang w:val="en-US"/>
+        </w:rPr>
+        <w:t>A,B</w:t>
+      </w:r>
+      <w:proofErr w:type="gramEnd"/>
+      <w:r>
+        <w:rPr>
+          <w:rFonts w:ascii="Calibri" w:hAnsi="Calibri" w:cs="Calibri"/>
+          <w:lang w:val="en-US"/>
+        </w:rPr>
+        <w:t xml:space="preserve"> and </w:t>
+      </w:r>
+      <w:proofErr w:type="spellStart"/>
+      <w:proofErr w:type="gramStart"/>
+      <w:r>
+        <w:rPr>
+          <w:rFonts w:ascii="Calibri" w:hAnsi="Calibri" w:cs="Calibri"/>
+          <w:lang w:val="en-US"/>
+        </w:rPr>
+        <w:t>ALUcontrol</w:t>
+      </w:r>
+      <w:proofErr w:type="spellEnd"/>
+      <w:r>
+        <w:rPr>
+          <w:rFonts w:ascii="Calibri" w:hAnsi="Calibri" w:cs="Calibri"/>
+          <w:lang w:val="en-US"/>
+        </w:rPr>
+        <w:t xml:space="preserve"> .</w:t>
+      </w:r>
+      <w:proofErr w:type="gramEnd"/>
+      <w:r>
+        <w:rPr>
+          <w:rFonts w:ascii="Calibri" w:hAnsi="Calibri" w:cs="Calibri"/>
+          <w:lang w:val="en-US"/>
+        </w:rPr>
+        <w:br/>
+      </w:r>
+      <w:r>
+        <w:rPr>
+          <w:rFonts w:ascii="Calibri" w:hAnsi="Calibri" w:cs="Calibri"/>
+          <w:i/>
+          <w:iCs/>
+          <w:lang w:val="en-US"/>
+        </w:rPr>
+        <w:t>Outputs</w:t>
+      </w:r>
+      <w:r>
+        <w:rPr>
+          <w:rFonts w:ascii="Calibri" w:hAnsi="Calibri" w:cs="Calibri"/>
+          <w:lang w:val="en-US"/>
+        </w:rPr>
+        <w:t>:</w:t>
+      </w:r>
+      <w:r>
+        <w:rPr>
+          <w:rFonts w:ascii="Calibri" w:hAnsi="Calibri" w:cs="Calibri"/>
+          <w:lang w:val="en-US"/>
+        </w:rPr>
+        <w:t xml:space="preserve"> </w:t>
+      </w:r>
+      <w:proofErr w:type="gramStart"/>
+      <w:r>
+        <w:rPr>
+          <w:rFonts w:ascii="Calibri" w:hAnsi="Calibri" w:cs="Calibri"/>
+          <w:lang w:val="en-US"/>
+        </w:rPr>
+        <w:t>y ,</w:t>
+      </w:r>
+      <w:proofErr w:type="gramEnd"/>
+      <w:r>
+        <w:rPr>
+          <w:rFonts w:ascii="Calibri" w:hAnsi="Calibri" w:cs="Calibri"/>
+          <w:lang w:val="en-US"/>
+        </w:rPr>
+        <w:t xml:space="preserve"> </w:t>
+      </w:r>
+      <w:proofErr w:type="gramStart"/>
+      <w:r>
+        <w:rPr>
+          <w:rFonts w:ascii="Calibri" w:hAnsi="Calibri" w:cs="Calibri"/>
+          <w:lang w:val="en-US"/>
+        </w:rPr>
+        <w:t>zero ,neg ,</w:t>
+      </w:r>
+      <w:proofErr w:type="spellStart"/>
+      <w:r>
+        <w:rPr>
+          <w:rFonts w:ascii="Calibri" w:hAnsi="Calibri" w:cs="Calibri"/>
+          <w:lang w:val="en-US"/>
+        </w:rPr>
+        <w:t>negu</w:t>
+      </w:r>
+      <w:proofErr w:type="spellEnd"/>
+      <w:proofErr w:type="gramEnd"/>
+      <w:r>
+        <w:rPr>
+          <w:rFonts w:ascii="Calibri" w:hAnsi="Calibri" w:cs="Calibri"/>
+          <w:lang w:val="en-US"/>
+        </w:rPr>
+        <w:t xml:space="preserve"> </w:t>
+      </w:r>
+      <w:r>
+        <w:rPr>
+          <w:rFonts w:ascii="Calibri" w:hAnsi="Calibri" w:cs="Calibri"/>
+          <w:lang w:val="en-US"/>
+        </w:rPr>
+        <w:t xml:space="preserve">. </w:t>
+      </w:r>
+      <w:r>
+        <w:rPr>
+          <w:rFonts w:ascii="Calibri" w:hAnsi="Calibri" w:cs="Calibri"/>
+          <w:lang w:val="en-US"/>
+        </w:rPr>
+        <w:t xml:space="preserve">Flags: </w:t>
+      </w:r>
+      <w:proofErr w:type="gramStart"/>
+      <w:r>
+        <w:rPr>
+          <w:rFonts w:ascii="Calibri" w:hAnsi="Calibri" w:cs="Calibri"/>
+          <w:lang w:val="en-US"/>
+        </w:rPr>
+        <w:t>N ,</w:t>
+      </w:r>
+      <w:proofErr w:type="gramEnd"/>
+      <w:r>
+        <w:rPr>
+          <w:rFonts w:ascii="Calibri" w:hAnsi="Calibri" w:cs="Calibri"/>
+          <w:lang w:val="en-US"/>
+        </w:rPr>
+        <w:t xml:space="preserve"> </w:t>
+      </w:r>
+      <w:proofErr w:type="gramStart"/>
+      <w:r>
+        <w:rPr>
+          <w:rFonts w:ascii="Calibri" w:hAnsi="Calibri" w:cs="Calibri"/>
+          <w:lang w:val="en-US"/>
+        </w:rPr>
+        <w:t>V ,</w:t>
+      </w:r>
+      <w:proofErr w:type="gramEnd"/>
+      <w:r>
+        <w:rPr>
+          <w:rFonts w:ascii="Calibri" w:hAnsi="Calibri" w:cs="Calibri"/>
+          <w:lang w:val="en-US"/>
+        </w:rPr>
+        <w:t xml:space="preserve"> C.</w:t>
+      </w:r>
+    </w:p>
+    <w:p>
+      <w:pPr>
+        <w:rPr>
+          <w:rFonts w:ascii="Calibri" w:hAnsi="Calibri" w:cs="Calibri"/>
+          <w:u w:val="single"/>
+          <w:lang w:val="en-US"/>
+        </w:rPr>
+      </w:pPr>
+      <w:proofErr w:type="spellStart"/>
+      <w:r>
+        <w:rPr>
+          <w:rFonts w:ascii="Calibri" w:hAnsi="Calibri" w:cs="Calibri"/>
+          <w:u w:val="single"/>
+          <w:lang w:val="en-US"/>
+        </w:rPr>
+        <w:t>Covergroup</w:t>
+      </w:r>
+      <w:proofErr w:type="spellEnd"/>
+    </w:p>
+    <w:p>
+      <w:pPr>
+        <w:rPr>
+          <w:rFonts w:ascii="Calibri" w:hAnsi="Calibri" w:cs="Calibri"/>
+          <w:i/>
+          <w:iCs/>
+          <w:lang w:val="en-US"/>
+        </w:rPr>
+      </w:pPr>
+      <w:r>
+        <w:rPr>
+          <w:rFonts w:ascii="Calibri" w:hAnsi="Calibri" w:cs="Calibri"/>
+          <w:i/>
+          <w:iCs/>
+          <w:lang w:val="en-US"/>
+        </w:rPr>
+        <w:t xml:space="preserve">Decide </w:t>
+      </w:r>
+      <w:proofErr w:type="gramStart"/>
+      <w:r>
+        <w:rPr>
+          <w:rFonts w:ascii="Calibri" w:hAnsi="Calibri" w:cs="Calibri"/>
+          <w:i/>
+          <w:iCs/>
+          <w:lang w:val="en-US"/>
+        </w:rPr>
+        <w:t xml:space="preserve">the </w:t>
+      </w:r>
+      <w:proofErr w:type="spellStart"/>
+      <w:r>
+        <w:rPr>
+          <w:rFonts w:ascii="Calibri" w:hAnsi="Calibri" w:cs="Calibri"/>
+          <w:i/>
+          <w:iCs/>
+          <w:lang w:val="en-US"/>
+        </w:rPr>
+        <w:t>i</w:t>
+      </w:r>
+      <w:proofErr w:type="spellEnd"/>
+      <w:r>
+        <w:rPr>
+          <w:rFonts w:ascii="Calibri" w:hAnsi="Calibri" w:cs="Calibri"/>
+          <w:i/>
+          <w:iCs/>
+          <w:lang w:val="en-US"/>
+        </w:rPr>
+        <w:t>/o</w:t>
+      </w:r>
+      <w:proofErr w:type="gramEnd"/>
+      <w:r>
+        <w:rPr>
+          <w:rFonts w:ascii="Calibri" w:hAnsi="Calibri" w:cs="Calibri"/>
+          <w:i/>
+          <w:iCs/>
+          <w:lang w:val="en-US"/>
+        </w:rPr>
+        <w:t xml:space="preserve"> space to cover.</w:t>
+      </w:r>
+      <w:r>
+        <w:rPr>
+          <w:rFonts w:ascii="Calibri" w:hAnsi="Calibri" w:cs="Calibri"/>
+          <w:i/>
+          <w:iCs/>
+          <w:lang w:val="en-US"/>
+        </w:rPr>
+        <w:t>(100%)</w:t>
+      </w:r>
+    </w:p>
+    <w:p>
+      <w:pPr>
+        <w:rPr>
+          <w:rFonts w:ascii="Calibri" w:hAnsi="Calibri" w:cs="Calibri"/>
+          <w:i/>
+          <w:iCs/>
+          <w:rtl/>
+          <w:lang w:val="en-US"/>
+        </w:rPr>
+      </w:pPr>
+      <w:r>
+        <w:rPr>
+          <w:rFonts w:ascii="Calibri" w:hAnsi="Calibri" w:cs="Calibri"/>
+          <w:i/>
+          <w:iCs/>
+          <w:lang w:val="en-US"/>
+        </w:rPr>
+        <w:t>Inputs:</w:t>
+      </w:r>
+    </w:p>
+    <w:p>
+      <w:pPr>
+        <w:rPr>
+          <w:rFonts w:ascii="Calibri" w:hAnsi="Calibri" w:cs="Calibri"/>
+          <w:lang w:val="en-US"/>
+        </w:rPr>
+      </w:pPr>
+      <w:r>
+        <w:rPr>
+          <w:rFonts w:ascii="Calibri" w:hAnsi="Calibri" w:cs="Calibri"/>
+          <w:lang w:val="en-US"/>
+        </w:rPr>
+        <w:t>Operations ={</w:t>
+      </w:r>
+      <w:proofErr w:type="gramStart"/>
+      <w:r>
+        <w:rPr>
+          <w:rFonts w:ascii="Calibri" w:hAnsi="Calibri" w:cs="Calibri"/>
+          <w:lang w:val="en-US"/>
+        </w:rPr>
+        <w:t>add,sub</w:t>
+      </w:r>
+      <w:proofErr w:type="gramEnd"/>
+      <w:r>
+        <w:rPr>
+          <w:rFonts w:ascii="Calibri" w:hAnsi="Calibri" w:cs="Calibri"/>
+          <w:lang w:val="en-US"/>
+        </w:rPr>
+        <w:t>,</w:t>
+      </w:r>
+      <w:proofErr w:type="gramStart"/>
+      <w:r>
+        <w:rPr>
+          <w:rFonts w:ascii="Calibri" w:hAnsi="Calibri" w:cs="Calibri"/>
+          <w:lang w:val="en-US"/>
+        </w:rPr>
+        <w:t>sll,slli</w:t>
+      </w:r>
+      <w:proofErr w:type="gramEnd"/>
+      <w:r>
+        <w:rPr>
+          <w:rFonts w:ascii="Calibri" w:hAnsi="Calibri" w:cs="Calibri"/>
+          <w:lang w:val="en-US"/>
+        </w:rPr>
+        <w:t>,</w:t>
+      </w:r>
+      <w:proofErr w:type="gramStart"/>
+      <w:r>
+        <w:rPr>
+          <w:rFonts w:ascii="Calibri" w:hAnsi="Calibri" w:cs="Calibri"/>
+          <w:lang w:val="en-US"/>
+        </w:rPr>
+        <w:t>slt,slti</w:t>
+      </w:r>
+      <w:proofErr w:type="gramEnd"/>
+      <w:r>
+        <w:rPr>
+          <w:rFonts w:ascii="Calibri" w:hAnsi="Calibri" w:cs="Calibri"/>
+          <w:lang w:val="en-US"/>
+        </w:rPr>
+        <w:t>,</w:t>
+      </w:r>
+      <w:proofErr w:type="gramStart"/>
+      <w:r>
+        <w:rPr>
+          <w:rFonts w:ascii="Calibri" w:hAnsi="Calibri" w:cs="Calibri"/>
+          <w:lang w:val="en-US"/>
+        </w:rPr>
+        <w:t>sltu,sltiu</w:t>
+      </w:r>
+      <w:proofErr w:type="gramEnd"/>
+      <w:r>
+        <w:rPr>
+          <w:rFonts w:ascii="Calibri" w:hAnsi="Calibri" w:cs="Calibri"/>
+          <w:lang w:val="en-US"/>
+        </w:rPr>
+        <w:t>,</w:t>
+      </w:r>
+      <w:proofErr w:type="gramStart"/>
+      <w:r>
+        <w:rPr>
+          <w:rFonts w:ascii="Calibri" w:hAnsi="Calibri" w:cs="Calibri"/>
+          <w:lang w:val="en-US"/>
+        </w:rPr>
+        <w:t>xor,xori</w:t>
+      </w:r>
+      <w:proofErr w:type="gramEnd"/>
+      <w:r>
+        <w:rPr>
+          <w:rFonts w:ascii="Calibri" w:hAnsi="Calibri" w:cs="Calibri"/>
+          <w:lang w:val="en-US"/>
+        </w:rPr>
+        <w:t>,</w:t>
+      </w:r>
+      <w:proofErr w:type="gramStart"/>
+      <w:r>
+        <w:rPr>
+          <w:rFonts w:ascii="Calibri" w:hAnsi="Calibri" w:cs="Calibri"/>
+          <w:lang w:val="en-US"/>
+        </w:rPr>
+        <w:t>srl,srli</w:t>
+      </w:r>
+      <w:proofErr w:type="gramEnd"/>
+      <w:r>
+        <w:rPr>
+          <w:rFonts w:ascii="Calibri" w:hAnsi="Calibri" w:cs="Calibri"/>
+          <w:lang w:val="en-US"/>
+        </w:rPr>
+        <w:t>,</w:t>
+      </w:r>
+      <w:proofErr w:type="gramStart"/>
+      <w:r>
+        <w:rPr>
+          <w:rFonts w:ascii="Calibri" w:hAnsi="Calibri" w:cs="Calibri"/>
+          <w:lang w:val="en-US"/>
+        </w:rPr>
+        <w:t>sra,srai</w:t>
+      </w:r>
+      <w:proofErr w:type="gramEnd"/>
+      <w:r>
+        <w:rPr>
+          <w:rFonts w:ascii="Calibri" w:hAnsi="Calibri" w:cs="Calibri"/>
+          <w:lang w:val="en-US"/>
+        </w:rPr>
+        <w:t>,</w:t>
+      </w:r>
+      <w:proofErr w:type="gramStart"/>
+      <w:r>
+        <w:rPr>
+          <w:rFonts w:ascii="Calibri" w:hAnsi="Calibri" w:cs="Calibri"/>
+          <w:lang w:val="en-US"/>
+        </w:rPr>
+        <w:t>or,ori</w:t>
+      </w:r>
+      <w:proofErr w:type="gramEnd"/>
+      <w:r>
+        <w:rPr>
+          <w:rFonts w:ascii="Calibri" w:hAnsi="Calibri" w:cs="Calibri"/>
+          <w:lang w:val="en-US"/>
+        </w:rPr>
+        <w:t>,</w:t>
+      </w:r>
+      <w:proofErr w:type="gramStart"/>
+      <w:r>
+        <w:rPr>
+          <w:rFonts w:ascii="Calibri" w:hAnsi="Calibri" w:cs="Calibri"/>
+          <w:lang w:val="en-US"/>
+        </w:rPr>
+        <w:t>and,andi</w:t>
+      </w:r>
+      <w:proofErr w:type="gramEnd"/>
+      <w:r>
+        <w:rPr>
+          <w:rFonts w:ascii="Calibri" w:hAnsi="Calibri" w:cs="Calibri"/>
+          <w:lang w:val="en-US"/>
+        </w:rPr>
+        <w:t>}</w:t>
+      </w:r>
+    </w:p>
+    <w:p>
+      <w:pPr>
+        <w:rPr>
+          <w:rFonts w:ascii="Calibri" w:eastAsiaTheme="minorEastAsia" w:hAnsi="Calibri" w:cs="Calibri"/>
+          <w:lang w:val="en-US"/>
+        </w:rPr>
+      </w:pPr>
+      <w:r>
+        <w:rPr>
+          <w:rFonts w:ascii="Calibri" w:hAnsi="Calibri" w:cs="Calibri"/>
+          <w:lang w:val="en-US"/>
+        </w:rPr>
+        <w:t xml:space="preserve">Values </w:t>
+      </w:r>
+      <w:proofErr w:type="gramStart"/>
+      <w:r>
+        <w:rPr>
+          <w:rFonts w:ascii="Calibri" w:hAnsi="Calibri" w:cs="Calibri"/>
+          <w:lang w:val="en-US"/>
+        </w:rPr>
+        <w:t xml:space="preserve">=  </w:t>
+      </w:r>
+      <w:r>
+        <w:rPr>
+          <w:rFonts w:ascii="Calibri" w:hAnsi="Calibri" w:cs="Calibri"/>
+          <w:lang w:val="en-US"/>
+        </w:rPr>
+        <w:t>Unsigned</w:t>
+      </w:r>
+      <w:proofErr w:type="gramEnd"/>
+      <w:r>
+        <w:rPr>
+          <w:rFonts w:ascii="Calibri" w:hAnsi="Calibri" w:cs="Calibri"/>
+          <w:lang w:val="en-US"/>
+        </w:rPr>
+        <w:t xml:space="preserve"> 32bit = {</w:t>
+      </w:r>
+      <w:proofErr w:type="gramStart"/>
+      <w:r>
+        <w:rPr>
+          <w:rFonts w:ascii="Calibri" w:hAnsi="Calibri" w:cs="Calibri"/>
+          <w:lang w:val="en-US"/>
+        </w:rPr>
+        <w:t>0 ,</w:t>
+      </w:r>
+      <w:proofErr w:type="gramEnd"/>
+      <w:r>
+        <w:rPr>
+          <w:rFonts w:ascii="Calibri" w:hAnsi="Calibri" w:cs="Calibri"/>
+          <w:lang w:val="en-US"/>
+        </w:rPr>
+        <w:t xml:space="preserve"> </w:t>
+      </w:r>
+      <m:oMath>
+        <m:sSup>
+          <m:sSupPr>
+            <m:ctrlPr>
+              <w:rPr>
+                <w:rFonts w:ascii="Cambria Math" w:hAnsi="Cambria Math" w:cs="Calibri"/>
+                <w:i/>
+                <w:lang w:val="en-US"/>
+              </w:rPr>
+            </m:ctrlPr>
+          </m:sSupPr>
+          <m:e>
+            <m:r>
+              <w:rPr>
+                <w:rFonts w:ascii="Cambria Math" w:hAnsi="Cambria Math" w:cs="Calibri"/>
+                <w:lang w:val="en-US"/>
+              </w:rPr>
+              <m:t>2</m:t>
+            </m:r>
+          </m:e>
+          <m:sup>
+            <m:r>
+              <w:rPr>
+                <w:rFonts w:ascii="Cambria Math" w:hAnsi="Cambria Math" w:cs="Calibri"/>
+                <w:lang w:val="en-US"/>
+              </w:rPr>
+              <m:t>32</m:t>
+            </m:r>
+          </m:sup>
+        </m:sSup>
+        <m:r>
+          <w:rPr>
+            <w:rFonts w:ascii="Cambria Math" w:hAnsi="Cambria Math" w:cs="Calibri"/>
+            <w:lang w:val="en-US"/>
+          </w:rPr>
+          <m:t>-1</m:t>
+        </m:r>
+      </m:oMath>
+      <w:r>
+        <w:rPr>
+          <w:rFonts w:ascii="Calibri" w:eastAsiaTheme="minorEastAsia" w:hAnsi="Calibri" w:cs="Calibri"/>
+          <w:lang w:val="en-US"/>
+        </w:rPr>
+        <w:t xml:space="preserve"> }</w:t>
+      </w:r>
+      <w:r>
+        <w:rPr>
+          <w:rFonts w:ascii="Calibri" w:eastAsiaTheme="minorEastAsia" w:hAnsi="Calibri" w:cs="Calibri"/>
+          <w:lang w:val="en-US"/>
+        </w:rPr>
+        <w:t xml:space="preserve"> </w:t>
+      </w:r>
+      <w:r>
+        <w:rPr>
+          <w:rFonts w:ascii="Calibri" w:eastAsiaTheme="minorEastAsia" w:hAnsi="Calibri" w:cs="Calibri"/>
+          <w:lang w:val="en-US"/>
+        </w:rPr>
+        <w:t xml:space="preserve"> , </w:t>
+      </w:r>
+      <w:r>
+        <w:rPr>
+          <w:rFonts w:ascii="Calibri" w:eastAsiaTheme="minorEastAsia" w:hAnsi="Calibri" w:cs="Calibri"/>
+          <w:lang w:val="en-US"/>
+        </w:rPr>
+        <w:t>Signed 32</w:t>
+      </w:r>
+      <w:proofErr w:type="gramStart"/>
+      <w:r>
+        <w:rPr>
+          <w:rFonts w:ascii="Calibri" w:eastAsiaTheme="minorEastAsia" w:hAnsi="Calibri" w:cs="Calibri"/>
+          <w:lang w:val="en-US"/>
+        </w:rPr>
+        <w:t>bit  =</w:t>
+      </w:r>
+      <w:proofErr w:type="gramEnd"/>
+      <w:r>
+        <w:rPr>
+          <w:rFonts w:ascii="Calibri" w:eastAsiaTheme="minorEastAsia" w:hAnsi="Calibri" w:cs="Calibri"/>
+          <w:lang w:val="en-US"/>
+        </w:rPr>
+        <w:t xml:space="preserve"> </w:t>
+      </w:r>
+      <m:oMath>
+        <m:r>
+          <w:rPr>
+            <w:rFonts w:ascii="Cambria Math" w:eastAsiaTheme="minorEastAsia" w:hAnsi="Cambria Math" w:cs="Calibri"/>
+            <w:lang w:val="en-US"/>
+          </w:rPr>
+          <m:t>{-</m:t>
+        </m:r>
+        <m:sSup>
+          <m:sSupPr>
+            <m:ctrlPr>
+              <w:rPr>
+                <w:rFonts w:ascii="Cambria Math" w:eastAsiaTheme="minorEastAsia" w:hAnsi="Cambria Math" w:cs="Calibri"/>
+                <w:i/>
+                <w:lang w:val="en-US"/>
+              </w:rPr>
+            </m:ctrlPr>
+          </m:sSupPr>
+          <m:e>
+            <m:r>
+              <w:rPr>
+                <w:rFonts w:ascii="Cambria Math" w:eastAsiaTheme="minorEastAsia" w:hAnsi="Cambria Math" w:cs="Calibri"/>
+                <w:lang w:val="en-US"/>
+              </w:rPr>
+              <m:t>2</m:t>
+            </m:r>
+          </m:e>
+          <m:sup>
+            <m:r>
+              <w:rPr>
+                <w:rFonts w:ascii="Cambria Math" w:eastAsiaTheme="minorEastAsia" w:hAnsi="Cambria Math" w:cs="Calibri"/>
+                <w:lang w:val="en-US"/>
+              </w:rPr>
+              <m:t>31</m:t>
+            </m:r>
+          </m:sup>
+        </m:sSup>
+        <m:r>
+          <w:rPr>
+            <w:rFonts w:ascii="Cambria Math" w:eastAsiaTheme="minorEastAsia" w:hAnsi="Cambria Math" w:cs="Calibri"/>
+            <w:lang w:val="en-US"/>
+          </w:rPr>
+          <m:t xml:space="preserve">, </m:t>
+        </m:r>
+        <m:sSup>
+          <m:sSupPr>
+            <m:ctrlPr>
+              <w:rPr>
+                <w:rFonts w:ascii="Cambria Math" w:eastAsiaTheme="minorEastAsia" w:hAnsi="Cambria Math" w:cs="Calibri"/>
+                <w:i/>
+                <w:lang w:val="en-US"/>
+              </w:rPr>
+            </m:ctrlPr>
+          </m:sSupPr>
+          <m:e>
+            <m:r>
+              <w:rPr>
+                <w:rFonts w:ascii="Cambria Math" w:eastAsiaTheme="minorEastAsia" w:hAnsi="Cambria Math" w:cs="Calibri"/>
+                <w:lang w:val="en-US"/>
+              </w:rPr>
+              <m:t>2</m:t>
+            </m:r>
+          </m:e>
+          <m:sup>
+            <m:r>
+              <w:rPr>
+                <w:rFonts w:ascii="Cambria Math" w:eastAsiaTheme="minorEastAsia" w:hAnsi="Cambria Math" w:cs="Calibri"/>
+                <w:lang w:val="en-US"/>
+              </w:rPr>
+              <m:t>31</m:t>
+            </m:r>
+          </m:sup>
+        </m:sSup>
+        <m:r>
+          <w:rPr>
+            <w:rFonts w:ascii="Cambria Math" w:eastAsiaTheme="minorEastAsia" w:hAnsi="Cambria Math" w:cs="Calibri"/>
+            <w:lang w:val="en-US"/>
+          </w:rPr>
+          <m:t>-1}</m:t>
+        </m:r>
+        <m:r>
+          <w:rPr>
+            <w:rFonts w:ascii="Cambria Math" w:eastAsiaTheme="minorEastAsia" w:hAnsi="Cambria Math" w:cs="Calibri"/>
+            <w:lang w:val="en-US"/>
+          </w:rPr>
+          <m:t xml:space="preserve"> </m:t>
+        </m:r>
+      </m:oMath>
+    </w:p>
+    <w:p>
+      <w:pPr>
+        <w:rPr>
+          <w:rFonts w:ascii="Calibri" w:eastAsiaTheme="minorEastAsia" w:hAnsi="Calibri" w:cs="Calibri"/>
+          <w:lang w:val="en-US"/>
+        </w:rPr>
+      </w:pPr>
+      <w:r>
+        <w:rPr>
+          <w:rFonts w:ascii="Calibri" w:eastAsiaTheme="minorEastAsia" w:hAnsi="Calibri" w:cs="Calibri"/>
+          <w:lang w:val="en-US"/>
+        </w:rPr>
+        <w:t>Using randomization in the numbers in between.</w:t>
+      </w:r>
+    </w:p>
+    <w:p>
+      <w:pPr>
+        <w:rPr>
+          <w:rFonts w:ascii="Calibri" w:eastAsiaTheme="minorEastAsia" w:hAnsi="Calibri" w:cs="Calibri"/>
+          <w:i/>
+          <w:iCs/>
+          <w:lang w:val="en-US"/>
+        </w:rPr>
+      </w:pPr>
+      <w:r>
+        <w:rPr>
+          <w:rFonts w:ascii="Calibri" w:eastAsiaTheme="minorEastAsia" w:hAnsi="Calibri" w:cs="Calibri"/>
+          <w:i/>
+          <w:iCs/>
+          <w:lang w:val="en-US"/>
+        </w:rPr>
+        <w:t>Outputs:</w:t>
+      </w:r>
+    </w:p>
+    <w:p>
+      <w:pPr>
+        <w:rPr>
+          <w:rFonts w:ascii="Calibri" w:eastAsiaTheme="minorEastAsia" w:hAnsi="Calibri" w:cs="Calibri"/>
+          <w:i/>
+          <w:iCs/>
+          <w:lang w:val="en-US"/>
+        </w:rPr>
+      </w:pPr>
+      <w:r>
+        <w:rPr>
+          <w:rFonts w:ascii="Calibri" w:eastAsiaTheme="minorEastAsia" w:hAnsi="Calibri" w:cs="Calibri"/>
+          <w:i/>
+          <w:iCs/>
+          <w:lang w:val="en-US"/>
+        </w:rPr>
+        <w:t>Flags make sure the</w:t>
+      </w:r>
+      <w:r>
+        <w:rPr>
+          <w:rFonts w:ascii="Calibri" w:hAnsi="Calibri" w:cs="Calibri"/>
+          <w:lang w:val="en-US"/>
+        </w:rPr>
+        <w:t>:</w:t>
+      </w:r>
+      <w:r>
+        <w:rPr>
+          <w:rFonts w:ascii="Calibri" w:hAnsi="Calibri" w:cs="Calibri"/>
+          <w:lang w:val="en-US"/>
+        </w:rPr>
+        <w:t xml:space="preserve"> </w:t>
+      </w:r>
+      <w:proofErr w:type="gramStart"/>
+      <w:r>
+        <w:rPr>
+          <w:rFonts w:ascii="Calibri" w:hAnsi="Calibri" w:cs="Calibri"/>
+          <w:lang w:val="en-US"/>
+        </w:rPr>
+        <w:t>y ,</w:t>
+      </w:r>
+      <w:proofErr w:type="gramEnd"/>
+      <w:r>
+        <w:rPr>
+          <w:rFonts w:ascii="Calibri" w:hAnsi="Calibri" w:cs="Calibri"/>
+          <w:lang w:val="en-US"/>
+        </w:rPr>
+        <w:t xml:space="preserve"> </w:t>
+      </w:r>
+      <w:proofErr w:type="gramStart"/>
+      <w:r>
+        <w:rPr>
+          <w:rFonts w:ascii="Calibri" w:hAnsi="Calibri" w:cs="Calibri"/>
+          <w:lang w:val="en-US"/>
+        </w:rPr>
+        <w:t>zero ,neg ,</w:t>
+      </w:r>
+      <w:proofErr w:type="spellStart"/>
+      <w:r>
+        <w:rPr>
+          <w:rFonts w:ascii="Calibri" w:hAnsi="Calibri" w:cs="Calibri"/>
+          <w:lang w:val="en-US"/>
+        </w:rPr>
+        <w:t>negu</w:t>
+      </w:r>
+      <w:proofErr w:type="spellEnd"/>
+      <w:proofErr w:type="gramEnd"/>
+      <w:r>
+        <w:rPr>
+          <w:rFonts w:ascii="Calibri" w:hAnsi="Calibri" w:cs="Calibri"/>
+          <w:lang w:val="en-US"/>
+        </w:rPr>
+        <w:t xml:space="preserve"> </w:t>
+      </w:r>
+      <w:r>
+        <w:rPr>
+          <w:rFonts w:ascii="Calibri" w:hAnsi="Calibri" w:cs="Calibri"/>
+          <w:lang w:val="en-US"/>
+        </w:rPr>
+        <w:t xml:space="preserve">and </w:t>
+      </w:r>
+      <w:proofErr w:type="gramStart"/>
+      <w:r>
+        <w:rPr>
+          <w:rFonts w:ascii="Calibri" w:hAnsi="Calibri" w:cs="Calibri"/>
+          <w:lang w:val="en-US"/>
+        </w:rPr>
+        <w:t>N ,</w:t>
+      </w:r>
+      <w:proofErr w:type="gramEnd"/>
+      <w:r>
+        <w:rPr>
+          <w:rFonts w:ascii="Calibri" w:hAnsi="Calibri" w:cs="Calibri"/>
+          <w:lang w:val="en-US"/>
+        </w:rPr>
+        <w:t xml:space="preserve"> </w:t>
+      </w:r>
+      <w:proofErr w:type="gramStart"/>
+      <w:r>
+        <w:rPr>
+          <w:rFonts w:ascii="Calibri" w:hAnsi="Calibri" w:cs="Calibri"/>
+          <w:lang w:val="en-US"/>
+        </w:rPr>
+        <w:t>V ,</w:t>
+      </w:r>
+      <w:proofErr w:type="gramEnd"/>
+      <w:r>
+        <w:rPr>
+          <w:rFonts w:ascii="Calibri" w:hAnsi="Calibri" w:cs="Calibri"/>
+          <w:lang w:val="en-US"/>
+        </w:rPr>
+        <w:t xml:space="preserve"> C.</w:t>
+      </w:r>
+      <w:r>
+        <w:rPr>
+          <w:rFonts w:ascii="Calibri" w:hAnsi="Calibri" w:cs="Calibri"/>
+          <w:lang w:val="en-US"/>
+        </w:rPr>
+        <w:t xml:space="preserve"> = {0,1}</w:t>
+      </w:r>
+    </w:p>
+    <w:p>
+      <w:pPr>
+        <w:rPr>
+          <w:rFonts w:ascii="Calibri" w:eastAsiaTheme="minorEastAsia" w:hAnsi="Calibri" w:cs="Calibri"/>
+          <w:lang w:val="en-US"/>
+        </w:rPr>
+      </w:pPr>
+      <w:r>
+        <w:rPr>
+          <w:rFonts w:ascii="Calibri" w:eastAsiaTheme="minorEastAsia" w:hAnsi="Calibri" w:cs="Calibri"/>
+          <w:lang w:val="en-US"/>
+        </w:rPr>
+        <w:t>Are 0 or 1 accordingly.</w:t>
+      </w:r>
+    </w:p>
+    <w:p>
+      <w:pPr>
+        <w:rPr>
+          <w:rFonts w:ascii="Calibri" w:eastAsiaTheme="minorEastAsia" w:hAnsi="Calibri" w:cs="Calibri"/>
+          <w:lang w:val="en-US"/>
+        </w:rPr>
+      </w:pPr>
+    </w:p>
+    <w:p>
+      <w:pPr>
+        <w:rPr>
+          <w:rFonts w:ascii="Calibri" w:eastAsiaTheme="minorEastAsia" w:hAnsi="Calibri" w:cs="Calibri"/>
+          <w:lang w:val="en-US"/>
+        </w:rPr>
+      </w:pPr>
+    </w:p>
+    <w:p>
+      <w:pPr>
+        <w:rPr>
+          <w:rFonts w:ascii="Calibri" w:eastAsiaTheme="minorEastAsia" w:hAnsi="Calibri" w:cs="Calibri"/>
+          <w:lang w:val="en-US"/>
+        </w:rPr>
+      </w:pPr>
+    </w:p>
+    <w:p>
+      <w:pPr>
+        <w:rPr>
+          <w:rFonts w:ascii="Calibri" w:eastAsiaTheme="minorEastAsia" w:hAnsi="Calibri" w:cs="Calibri"/>
           <w:lang w:val="en-US"/>
         </w:rPr>
       </w:pPr>
@@ -10148,6 +10864,95 @@
     </w:lvl>
   </w:abstractNum>
   <w:abstractNum w:abstractNumId="2" w15:restartNumberingAfterBreak="0">
+    <w:nsid w:val="1C7C09C2"/>
+    <w:multiLevelType w:val="hybridMultilevel"/>
+    <w:tmpl w:val="A7CE3E58"/>
+    <w:lvl w:ilvl="0" w:tplc="1000000F">
+      <w:start w:val="1"/>
+      <w:numFmt w:val="decimal"/>
+      <w:lvlText w:val="%1."/>
+      <w:lvlJc w:val="left"/>
+      <w:pPr>
+        <w:ind w:left="720" w:hanging="360"/>
+      </w:pPr>
+      <w:rPr>
+        <w:rFonts w:hint="default"/>
+      </w:rPr>
+    </w:lvl>
+    <w:lvl w:ilvl="1" w:tplc="10000019" w:tentative="1">
+      <w:start w:val="1"/>
+      <w:numFmt w:val="lowerLetter"/>
+      <w:lvlText w:val="%2."/>
+      <w:lvlJc w:val="left"/>
+      <w:pPr>
+        <w:ind w:left="1440" w:hanging="360"/>
+      </w:pPr>
+    </w:lvl>
+    <w:lvl w:ilvl="2" w:tplc="1000001B" w:tentative="1">
+      <w:start w:val="1"/>
+      <w:numFmt w:val="lowerRoman"/>
+      <w:lvlText w:val="%3."/>
+      <w:lvlJc w:val="right"/>
+      <w:pPr>
+        <w:ind w:left="2160" w:hanging="180"/>
+      </w:pPr>
+    </w:lvl>
+    <w:lvl w:ilvl="3" w:tplc="1000000F" w:tentative="1">
+      <w:start w:val="1"/>
+      <w:numFmt w:val="decimal"/>
+      <w:lvlText w:val="%4."/>
+      <w:lvlJc w:val="left"/>
+      <w:pPr>
+        <w:ind w:left="2880" w:hanging="360"/>
+      </w:pPr>
+    </w:lvl>
+    <w:lvl w:ilvl="4" w:tplc="10000019" w:tentative="1">
+      <w:start w:val="1"/>
+      <w:numFmt w:val="lowerLetter"/>
+      <w:lvlText w:val="%5."/>
+      <w:lvlJc w:val="left"/>
+      <w:pPr>
+        <w:ind w:left="3600" w:hanging="360"/>
+      </w:pPr>
+    </w:lvl>
+    <w:lvl w:ilvl="5" w:tplc="1000001B" w:tentative="1">
+      <w:start w:val="1"/>
+      <w:numFmt w:val="lowerRoman"/>
+      <w:lvlText w:val="%6."/>
+      <w:lvlJc w:val="right"/>
+      <w:pPr>
+        <w:ind w:left="4320" w:hanging="180"/>
+      </w:pPr>
+    </w:lvl>
+    <w:lvl w:ilvl="6" w:tplc="1000000F" w:tentative="1">
+      <w:start w:val="1"/>
+      <w:numFmt w:val="decimal"/>
+      <w:lvlText w:val="%7."/>
+      <w:lvlJc w:val="left"/>
+      <w:pPr>
+        <w:ind w:left="5040" w:hanging="360"/>
+      </w:pPr>
+    </w:lvl>
+    <w:lvl w:ilvl="7" w:tplc="10000019" w:tentative="1">
+      <w:start w:val="1"/>
+      <w:numFmt w:val="lowerLetter"/>
+      <w:lvlText w:val="%8."/>
+      <w:lvlJc w:val="left"/>
+      <w:pPr>
+        <w:ind w:left="5760" w:hanging="360"/>
+      </w:pPr>
+    </w:lvl>
+    <w:lvl w:ilvl="8" w:tplc="1000001B" w:tentative="1">
+      <w:start w:val="1"/>
+      <w:numFmt w:val="lowerRoman"/>
+      <w:lvlText w:val="%9."/>
+      <w:lvlJc w:val="right"/>
+      <w:pPr>
+        <w:ind w:left="6480" w:hanging="180"/>
+      </w:pPr>
+    </w:lvl>
+  </w:abstractNum>
+  <w:abstractNum w:abstractNumId="3" w15:restartNumberingAfterBreak="0">
     <w:nsid w:val="2DA7160F"/>
     <w:multiLevelType w:val="hybridMultilevel"/>
     <w:tmpl w:val="53BE1D28"/>
@@ -10260,7 +11065,7 @@
       </w:rPr>
     </w:lvl>
   </w:abstractNum>
-  <w:abstractNum w:abstractNumId="3" w15:restartNumberingAfterBreak="0">
+  <w:abstractNum w:abstractNumId="4" w15:restartNumberingAfterBreak="0">
     <w:nsid w:val="4874571A"/>
     <w:multiLevelType w:val="hybridMultilevel"/>
     <w:tmpl w:val="B588CB00"/>
@@ -10373,7 +11178,7 @@
       </w:rPr>
     </w:lvl>
   </w:abstractNum>
-  <w:abstractNum w:abstractNumId="4" w15:restartNumberingAfterBreak="0">
+  <w:abstractNum w:abstractNumId="5" w15:restartNumberingAfterBreak="0">
     <w:nsid w:val="68A70C4F"/>
     <w:multiLevelType w:val="hybridMultilevel"/>
     <w:tmpl w:val="3A9CEA00"/>
@@ -10487,19 +11292,22 @@
     </w:lvl>
   </w:abstractNum>
   <w:num w:numId="1" w16cid:durableId="488794179">
-    <w:abstractNumId w:val="3"/>
+    <w:abstractNumId w:val="4"/>
   </w:num>
   <w:num w:numId="2" w16cid:durableId="807820767">
     <w:abstractNumId w:val="0"/>
   </w:num>
   <w:num w:numId="3" w16cid:durableId="998383501">
-    <w:abstractNumId w:val="2"/>
+    <w:abstractNumId w:val="3"/>
   </w:num>
   <w:num w:numId="4" w16cid:durableId="698356248">
     <w:abstractNumId w:val="1"/>
   </w:num>
   <w:num w:numId="5" w16cid:durableId="1336884796">
-    <w:abstractNumId w:val="4"/>
+    <w:abstractNumId w:val="5"/>
+  </w:num>
+  <w:num w:numId="6" w16cid:durableId="1147867652">
+    <w:abstractNumId w:val="2"/>
   </w:num>
 </w:numbering>
 </file>

--- a/docs/risc nadav.docx
+++ b/docs/risc nadav.docx
@@ -9669,7 +9669,6 @@
           <w:lang w:val="en-US"/>
         </w:rPr>
       </w:pPr>
-      <w:proofErr w:type="spellStart"/>
       <w:r>
         <w:rPr>
           <w:rFonts w:ascii="Calibri" w:hAnsi="Calibri" w:cs="Calibri"/>
@@ -9679,10 +9678,82 @@
           <w:lang w:val="en-US"/>
         </w:rPr>
         <w:lastRenderedPageBreak/>
-        <w:t>Verfication</w:t>
-      </w:r>
-      <w:proofErr w:type="spellEnd"/>
-      <w:r>
+        <w:t>ALU:</w:t>
+      </w:r>
+    </w:p>
+    <w:p>
+      <w:pPr>
+        <w:rPr>
+          <w:rFonts w:ascii="Calibri" w:hAnsi="Calibri" w:cs="Calibri"/>
+          <w:lang w:val="en-US"/>
+        </w:rPr>
+      </w:pPr>
+      <w:r>
+        <w:rPr>
+          <w:rFonts w:ascii="Calibri" w:hAnsi="Calibri" w:cs="Calibri"/>
+          <w:noProof/>
+          <w:lang w:val="en-US"/>
+        </w:rPr>
+        <w:drawing>
+          <wp:inline distT="0" distB="0" distL="0" distR="0" wp14:anchorId="0B5064CE" wp14:editId="4FF6433C">
+            <wp:extent cx="5237480" cy="2199005"/>
+            <wp:effectExtent l="0" t="0" r="0" b="0"/>
+            <wp:docPr id="1347144989" name="Picture 1"/>
+            <wp:cNvGraphicFramePr>
+              <a:graphicFrameLocks xmlns:a="http://schemas.openxmlformats.org/drawingml/2006/main" noChangeAspect="1"/>
+            </wp:cNvGraphicFramePr>
+            <a:graphic xmlns:a="http://schemas.openxmlformats.org/drawingml/2006/main">
+              <a:graphicData uri="http://schemas.openxmlformats.org/drawingml/2006/picture">
+                <pic:pic xmlns:pic="http://schemas.openxmlformats.org/drawingml/2006/picture">
+                  <pic:nvPicPr>
+                    <pic:cNvPr id="0" name="Picture 1"/>
+                    <pic:cNvPicPr>
+                      <a:picLocks noChangeAspect="1" noChangeArrowheads="1"/>
+                    </pic:cNvPicPr>
+                  </pic:nvPicPr>
+                  <pic:blipFill>
+                    <a:blip r:embed="rId10">
+                      <a:extLst>
+                        <a:ext uri="{28A0092B-C50C-407E-A947-70E740481C1C}">
+                          <a14:useLocalDpi xmlns:a14="http://schemas.microsoft.com/office/drawing/2010/main" val="0"/>
+                        </a:ext>
+                      </a:extLst>
+                    </a:blip>
+                    <a:srcRect/>
+                    <a:stretch>
+                      <a:fillRect/>
+                    </a:stretch>
+                  </pic:blipFill>
+                  <pic:spPr bwMode="auto">
+                    <a:xfrm>
+                      <a:off x="0" y="0"/>
+                      <a:ext cx="5237480" cy="2199005"/>
+                    </a:xfrm>
+                    <a:prstGeom prst="rect">
+                      <a:avLst/>
+                    </a:prstGeom>
+                    <a:noFill/>
+                    <a:ln>
+                      <a:noFill/>
+                    </a:ln>
+                  </pic:spPr>
+                </pic:pic>
+              </a:graphicData>
+            </a:graphic>
+          </wp:inline>
+        </w:drawing>
+      </w:r>
+    </w:p>
+    <w:p>
+      <w:pPr>
+        <w:rPr>
+          <w:rFonts w:ascii="Calibri" w:hAnsi="Calibri" w:cs="Calibri"/>
+          <w:lang w:val="en-US"/>
+        </w:rPr>
+      </w:pPr>
+    </w:p>
+    <w:p>
+      <w:pPr>
         <w:rPr>
           <w:rFonts w:ascii="Calibri" w:hAnsi="Calibri" w:cs="Calibri"/>
           <w:b/>
@@ -9690,26 +9761,8 @@
           <w:u w:val="single"/>
           <w:lang w:val="en-US"/>
         </w:rPr>
-        <w:t xml:space="preserve"> </w:t>
-      </w:r>
-    </w:p>
-    <w:p>
-      <w:pPr>
-        <w:rPr>
-          <w:rFonts w:ascii="Calibri" w:hAnsi="Calibri" w:cs="Calibri"/>
-          <w:lang w:val="en-US"/>
-        </w:rPr>
-      </w:pPr>
-      <w:r>
-        <w:rPr>
-          <w:rFonts w:ascii="Calibri" w:hAnsi="Calibri" w:cs="Calibri"/>
-          <w:lang w:val="en-US"/>
-        </w:rPr>
-        <w:t>Here I’m starting the verification process of the design.</w:t>
-      </w:r>
-    </w:p>
-    <w:p>
-      <w:pPr>
+      </w:pPr>
+      <w:r>
         <w:rPr>
           <w:rFonts w:ascii="Calibri" w:hAnsi="Calibri" w:cs="Calibri"/>
           <w:b/>
@@ -9717,7 +9770,8 @@
           <w:u w:val="single"/>
           <w:lang w:val="en-US"/>
         </w:rPr>
-      </w:pPr>
+        <w:t xml:space="preserve">Add </w:t>
+      </w:r>
       <w:r>
         <w:rPr>
           <w:rFonts w:ascii="Calibri" w:hAnsi="Calibri" w:cs="Calibri"/>
@@ -9726,6 +9780,1456 @@
           <w:u w:val="single"/>
           <w:lang w:val="en-US"/>
         </w:rPr>
+        <w:t xml:space="preserve">0000 </w:t>
+      </w:r>
+      <w:r>
+        <w:rPr>
+          <w:rFonts w:ascii="Calibri" w:hAnsi="Calibri" w:cs="Calibri"/>
+          <w:b/>
+          <w:bCs/>
+          <w:u w:val="single"/>
+          <w:lang w:val="en-US"/>
+        </w:rPr>
+        <w:t xml:space="preserve">and </w:t>
+      </w:r>
+      <w:proofErr w:type="gramStart"/>
+      <w:r>
+        <w:rPr>
+          <w:rFonts w:ascii="Calibri" w:hAnsi="Calibri" w:cs="Calibri"/>
+          <w:b/>
+          <w:bCs/>
+          <w:u w:val="single"/>
+          <w:lang w:val="en-US"/>
+        </w:rPr>
+        <w:t>sub</w:t>
+      </w:r>
+      <w:r>
+        <w:rPr>
+          <w:rFonts w:ascii="Calibri" w:hAnsi="Calibri" w:cs="Calibri"/>
+          <w:b/>
+          <w:bCs/>
+          <w:u w:val="single"/>
+          <w:lang w:val="en-US"/>
+        </w:rPr>
+        <w:t xml:space="preserve"> 0001</w:t>
+      </w:r>
+      <w:proofErr w:type="gramEnd"/>
+    </w:p>
+    <w:p>
+      <w:pPr>
+        <w:rPr>
+          <w:rFonts w:ascii="Calibri" w:hAnsi="Calibri" w:cs="Calibri"/>
+          <w:lang w:val="en-US"/>
+        </w:rPr>
+      </w:pPr>
+      <w:r>
+        <w:rPr>
+          <w:rFonts w:ascii="Calibri" w:hAnsi="Calibri" w:cs="Calibri"/>
+          <w:lang w:val="en-US"/>
+        </w:rPr>
+        <w:t xml:space="preserve">Notice that </w:t>
+      </w:r>
+      <w:proofErr w:type="gramStart"/>
+      <w:r>
+        <w:rPr>
+          <w:rFonts w:ascii="Calibri" w:hAnsi="Calibri" w:cs="Calibri"/>
+          <w:lang w:val="en-US"/>
+        </w:rPr>
+        <w:t>add</w:t>
+      </w:r>
+      <w:proofErr w:type="gramEnd"/>
+      <w:r>
+        <w:rPr>
+          <w:rFonts w:ascii="Calibri" w:hAnsi="Calibri" w:cs="Calibri"/>
+          <w:lang w:val="en-US"/>
+        </w:rPr>
+        <w:t xml:space="preserve">/sub distinguished by </w:t>
+      </w:r>
+      <w:proofErr w:type="spellStart"/>
+      <w:proofErr w:type="gramStart"/>
+      <w:r>
+        <w:rPr>
+          <w:rFonts w:ascii="Calibri" w:hAnsi="Calibri" w:cs="Calibri"/>
+          <w:lang w:val="en-US"/>
+        </w:rPr>
+        <w:t>alucontrol</w:t>
+      </w:r>
+      <w:proofErr w:type="spellEnd"/>
+      <w:r>
+        <w:rPr>
+          <w:rFonts w:ascii="Calibri" w:hAnsi="Calibri" w:cs="Calibri"/>
+          <w:lang w:val="en-US"/>
+        </w:rPr>
+        <w:t>[</w:t>
+      </w:r>
+      <w:proofErr w:type="gramEnd"/>
+      <w:r>
+        <w:rPr>
+          <w:rFonts w:ascii="Calibri" w:hAnsi="Calibri" w:cs="Calibri"/>
+          <w:lang w:val="en-US"/>
+        </w:rPr>
+        <w:t>0] bit.</w:t>
+      </w:r>
+    </w:p>
+    <w:p>
+      <w:pPr>
+        <w:rPr>
+          <w:rFonts w:ascii="Calibri" w:hAnsi="Calibri" w:cs="Calibri"/>
+          <w:lang w:val="en-US"/>
+        </w:rPr>
+      </w:pPr>
+      <w:r>
+        <w:rPr>
+          <w:rFonts w:ascii="Calibri" w:hAnsi="Calibri" w:cs="Calibri"/>
+          <w:lang w:val="en-US"/>
+        </w:rPr>
+        <w:t xml:space="preserve">Sub is </w:t>
+      </w:r>
+      <w:proofErr w:type="gramStart"/>
+      <w:r>
+        <w:rPr>
+          <w:rFonts w:ascii="Calibri" w:hAnsi="Calibri" w:cs="Calibri"/>
+          <w:lang w:val="en-US"/>
+        </w:rPr>
+        <w:t>add</w:t>
+      </w:r>
+      <w:proofErr w:type="gramEnd"/>
+      <w:r>
+        <w:rPr>
+          <w:rFonts w:ascii="Calibri" w:hAnsi="Calibri" w:cs="Calibri"/>
+          <w:lang w:val="en-US"/>
+        </w:rPr>
+        <w:t xml:space="preserve"> with </w:t>
+      </w:r>
+      <w:r>
+        <w:rPr>
+          <w:rFonts w:ascii="Calibri" w:hAnsi="Calibri" w:cs="Calibri"/>
+          <w:lang w:val="en-US"/>
+        </w:rPr>
+        <w:t>complement</w:t>
+      </w:r>
+      <w:r>
+        <w:rPr>
+          <w:rFonts w:ascii="Calibri" w:hAnsi="Calibri" w:cs="Calibri"/>
+          <w:lang w:val="en-US"/>
+        </w:rPr>
+        <w:t xml:space="preserve"> 2 of b.</w:t>
+      </w:r>
+    </w:p>
+    <w:p>
+      <w:pPr>
+        <w:rPr>
+          <w:rFonts w:ascii="Calibri" w:hAnsi="Calibri" w:cs="Calibri"/>
+          <w:b/>
+          <w:bCs/>
+          <w:lang w:val="en-US"/>
+        </w:rPr>
+      </w:pPr>
+      <w:r>
+        <w:rPr>
+          <w:rFonts w:ascii="Calibri" w:hAnsi="Calibri" w:cs="Calibri"/>
+          <w:b/>
+          <w:bCs/>
+          <w:lang w:val="en-US"/>
+        </w:rPr>
+        <w:t>Problem #1 – Carry lead to overflow.</w:t>
+      </w:r>
+    </w:p>
+    <w:p>
+      <w:pPr>
+        <w:rPr>
+          <w:rFonts w:ascii="Calibri" w:eastAsiaTheme="minorEastAsia" w:hAnsi="Calibri" w:cs="Calibri"/>
+          <w:rtl/>
+          <w:lang w:val="en-US"/>
+        </w:rPr>
+      </w:pPr>
+      <w:r>
+        <w:rPr>
+          <w:rFonts w:ascii="Calibri" w:hAnsi="Calibri" w:cs="Calibri"/>
+          <w:lang w:val="en-US"/>
+        </w:rPr>
+        <w:t xml:space="preserve">Max = </w:t>
+      </w:r>
+      <m:oMath>
+        <m:sSup>
+          <m:sSupPr>
+            <m:ctrlPr>
+              <w:rPr>
+                <w:rFonts w:ascii="Cambria Math" w:hAnsi="Cambria Math" w:cs="Calibri"/>
+                <w:i/>
+                <w:lang w:val="en-US"/>
+              </w:rPr>
+            </m:ctrlPr>
+          </m:sSupPr>
+          <m:e>
+            <m:r>
+              <w:rPr>
+                <w:rFonts w:ascii="Cambria Math" w:hAnsi="Cambria Math" w:cs="Calibri"/>
+                <w:lang w:val="en-US"/>
+              </w:rPr>
+              <m:t>2</m:t>
+            </m:r>
+          </m:e>
+          <m:sup>
+            <m:r>
+              <w:rPr>
+                <w:rFonts w:ascii="Cambria Math" w:hAnsi="Cambria Math" w:cs="Calibri"/>
+                <w:lang w:val="en-US"/>
+              </w:rPr>
+              <m:t>31</m:t>
+            </m:r>
+          </m:sup>
+        </m:sSup>
+        <m:r>
+          <w:rPr>
+            <w:rFonts w:ascii="Cambria Math" w:hAnsi="Cambria Math" w:cs="Calibri"/>
+            <w:lang w:val="en-US"/>
+          </w:rPr>
+          <m:t>- 1</m:t>
+        </m:r>
+        <m:r>
+          <w:rPr>
+            <w:rFonts w:ascii="Cambria Math" w:eastAsiaTheme="minorEastAsia" w:hAnsi="Cambria Math" w:cs="Calibri"/>
+            <w:lang w:val="en-US"/>
+          </w:rPr>
+          <m:t xml:space="preserve"> , </m:t>
+        </m:r>
+      </m:oMath>
+      <w:r>
+        <w:rPr>
+          <w:rFonts w:ascii="Calibri" w:hAnsi="Calibri" w:cs="Calibri"/>
+          <w:lang w:val="en-US"/>
+        </w:rPr>
+        <w:t>M</w:t>
+      </w:r>
+      <w:r>
+        <w:rPr>
+          <w:rFonts w:ascii="Calibri" w:hAnsi="Calibri" w:cs="Calibri"/>
+          <w:lang w:val="en-US"/>
+        </w:rPr>
+        <w:t xml:space="preserve">in = </w:t>
+      </w:r>
+      <m:oMath>
+        <m:r>
+          <w:rPr>
+            <w:rFonts w:ascii="Cambria Math" w:hAnsi="Cambria Math" w:cs="Calibri"/>
+            <w:lang w:val="en-US"/>
+          </w:rPr>
+          <m:t>-</m:t>
+        </m:r>
+        <m:sSup>
+          <m:sSupPr>
+            <m:ctrlPr>
+              <w:rPr>
+                <w:rFonts w:ascii="Cambria Math" w:hAnsi="Cambria Math" w:cs="Calibri"/>
+                <w:i/>
+                <w:lang w:val="en-US"/>
+              </w:rPr>
+            </m:ctrlPr>
+          </m:sSupPr>
+          <m:e>
+            <m:r>
+              <w:rPr>
+                <w:rFonts w:ascii="Cambria Math" w:hAnsi="Cambria Math" w:cs="Calibri"/>
+                <w:lang w:val="en-US"/>
+              </w:rPr>
+              <m:t>2</m:t>
+            </m:r>
+          </m:e>
+          <m:sup>
+            <m:r>
+              <w:rPr>
+                <w:rFonts w:ascii="Cambria Math" w:hAnsi="Cambria Math" w:cs="Calibri"/>
+                <w:lang w:val="en-US"/>
+              </w:rPr>
+              <m:t>31</m:t>
+            </m:r>
+          </m:sup>
+        </m:sSup>
+      </m:oMath>
+    </w:p>
+    <w:p>
+      <w:pPr>
+        <w:rPr>
+          <w:rFonts w:ascii="Calibri" w:hAnsi="Calibri" w:cs="Calibri"/>
+          <w:lang w:val="en-US"/>
+        </w:rPr>
+      </w:pPr>
+      <w:r>
+        <w:rPr>
+          <w:rFonts w:ascii="Calibri" w:eastAsiaTheme="minorEastAsia" w:hAnsi="Calibri" w:cs="Calibri"/>
+          <w:lang w:val="en-US"/>
+        </w:rPr>
+        <w:t xml:space="preserve">Carry can happen if </w:t>
+      </w:r>
+      <w:proofErr w:type="spellStart"/>
+      <w:r>
+        <w:rPr>
+          <w:rFonts w:ascii="Calibri" w:eastAsiaTheme="minorEastAsia" w:hAnsi="Calibri" w:cs="Calibri"/>
+          <w:lang w:val="en-US"/>
+        </w:rPr>
+        <w:t>pos+pos</w:t>
+      </w:r>
+      <w:proofErr w:type="spellEnd"/>
+      <w:r>
+        <w:rPr>
+          <w:rFonts w:ascii="Calibri" w:eastAsiaTheme="minorEastAsia" w:hAnsi="Calibri" w:cs="Calibri"/>
+          <w:lang w:val="en-US"/>
+        </w:rPr>
+        <w:t xml:space="preserve"> &gt; max or neg +neg &lt;min.</w:t>
+      </w:r>
+    </w:p>
+    <w:p>
+      <w:pPr>
+        <w:rPr>
+          <w:rFonts w:ascii="Calibri" w:hAnsi="Calibri" w:cs="Calibri"/>
+          <w:rtl/>
+          <w:lang w:val="en-US"/>
+        </w:rPr>
+      </w:pPr>
+      <w:proofErr w:type="gramStart"/>
+      <w:r>
+        <w:rPr>
+          <w:rFonts w:ascii="Calibri" w:hAnsi="Calibri" w:cs="Calibri"/>
+          <w:lang w:val="en-US"/>
+        </w:rPr>
+        <w:t>Overflow</w:t>
+      </w:r>
+      <w:proofErr w:type="gramEnd"/>
+      <w:r>
+        <w:rPr>
+          <w:rFonts w:ascii="Calibri" w:hAnsi="Calibri" w:cs="Calibri"/>
+          <w:lang w:val="en-US"/>
+        </w:rPr>
+        <w:t xml:space="preserve"> </w:t>
+      </w:r>
+      <w:proofErr w:type="gramStart"/>
+      <w:r>
+        <w:rPr>
+          <w:rFonts w:ascii="Calibri" w:hAnsi="Calibri" w:cs="Calibri"/>
+          <w:lang w:val="en-US"/>
+        </w:rPr>
+        <w:t>happen</w:t>
+      </w:r>
+      <w:proofErr w:type="gramEnd"/>
+      <w:r>
+        <w:rPr>
+          <w:rFonts w:ascii="Calibri" w:hAnsi="Calibri" w:cs="Calibri"/>
+          <w:lang w:val="en-US"/>
+        </w:rPr>
+        <w:t xml:space="preserve"> </w:t>
+      </w:r>
+      <w:proofErr w:type="gramStart"/>
+      <w:r>
+        <w:rPr>
+          <w:rFonts w:ascii="Calibri" w:hAnsi="Calibri" w:cs="Calibri"/>
+          <w:lang w:val="en-US"/>
+        </w:rPr>
+        <w:t>if</w:t>
+      </w:r>
+      <w:r>
+        <w:rPr>
+          <w:rFonts w:ascii="Calibri" w:hAnsi="Calibri" w:cs="Calibri"/>
+          <w:lang w:val="en-US"/>
+        </w:rPr>
+        <w:t xml:space="preserve"> :</w:t>
+      </w:r>
+      <w:proofErr w:type="gramEnd"/>
+      <w:r>
+        <w:rPr>
+          <w:rFonts w:ascii="Calibri" w:hAnsi="Calibri" w:cs="Calibri"/>
+          <w:lang w:val="en-US"/>
+        </w:rPr>
+        <w:t xml:space="preserve"> (pos + pos </w:t>
+      </w:r>
+      <w:r>
+        <w:rPr>
+          <w:rFonts w:ascii="Calibri" w:hAnsi="Calibri" w:cs="Calibri"/>
+          <w:lang w:val="en-US"/>
+        </w:rPr>
+        <w:t>=</w:t>
+      </w:r>
+      <w:proofErr w:type="gramStart"/>
+      <w:r>
+        <w:rPr>
+          <w:rFonts w:ascii="Calibri" w:hAnsi="Calibri" w:cs="Calibri"/>
+          <w:lang w:val="en-US"/>
+        </w:rPr>
+        <w:t>neg)</w:t>
+      </w:r>
+      <w:r>
+        <w:rPr>
+          <w:rFonts w:ascii="Calibri" w:hAnsi="Calibri" w:cs="Calibri"/>
+          <w:lang w:val="en-US"/>
+        </w:rPr>
+        <w:t xml:space="preserve">   </w:t>
+      </w:r>
+      <w:proofErr w:type="gramEnd"/>
+      <w:r>
+        <w:rPr>
+          <w:rFonts w:ascii="Calibri" w:hAnsi="Calibri" w:cs="Calibri"/>
+          <w:lang w:val="en-US"/>
+        </w:rPr>
+        <w:t>or (</w:t>
+      </w:r>
+      <w:proofErr w:type="spellStart"/>
+      <w:r>
+        <w:rPr>
+          <w:rFonts w:ascii="Calibri" w:hAnsi="Calibri" w:cs="Calibri"/>
+          <w:lang w:val="en-US"/>
+        </w:rPr>
+        <w:t>neg+neg</w:t>
+      </w:r>
+      <w:proofErr w:type="spellEnd"/>
+      <w:r>
+        <w:rPr>
+          <w:rFonts w:ascii="Calibri" w:hAnsi="Calibri" w:cs="Calibri"/>
+          <w:lang w:val="en-US"/>
+        </w:rPr>
+        <w:t xml:space="preserve"> = pos)</w:t>
+      </w:r>
+    </w:p>
+    <w:p>
+      <w:pPr>
+        <w:rPr>
+          <w:rFonts w:ascii="Calibri" w:hAnsi="Calibri" w:cs="Calibri"/>
+          <w:lang w:val="en-US"/>
+        </w:rPr>
+      </w:pPr>
+      <w:r>
+        <w:rPr>
+          <w:rFonts w:ascii="Calibri" w:hAnsi="Calibri" w:cs="Calibri"/>
+          <w:lang w:val="en-US"/>
+        </w:rPr>
+        <w:t>Or for sub</w:t>
+      </w:r>
+      <w:r>
+        <w:rPr>
+          <w:rFonts w:ascii="Calibri" w:hAnsi="Calibri" w:cs="Calibri"/>
+          <w:lang w:val="en-US"/>
+        </w:rPr>
+        <w:t xml:space="preserve"> if: (pos-neg = </w:t>
+      </w:r>
+      <w:proofErr w:type="gramStart"/>
+      <w:r>
+        <w:rPr>
+          <w:rFonts w:ascii="Calibri" w:hAnsi="Calibri" w:cs="Calibri"/>
+          <w:lang w:val="en-US"/>
+        </w:rPr>
+        <w:t>neg )</w:t>
+      </w:r>
+      <w:proofErr w:type="gramEnd"/>
+      <w:r>
+        <w:rPr>
+          <w:rFonts w:ascii="Calibri" w:hAnsi="Calibri" w:cs="Calibri"/>
+          <w:lang w:val="en-US"/>
+        </w:rPr>
+        <w:t xml:space="preserve"> or (neg – pos = pos) </w:t>
+      </w:r>
+    </w:p>
+    <w:p>
+      <w:pPr>
+        <w:rPr>
+          <w:rFonts w:ascii="Calibri" w:hAnsi="Calibri" w:cs="Calibri"/>
+          <w:lang w:val="en-US"/>
+        </w:rPr>
+      </w:pPr>
+      <w:r>
+        <w:rPr>
+          <w:rFonts w:ascii="Calibri" w:hAnsi="Calibri" w:cs="Calibri"/>
+          <w:lang w:val="en-US"/>
+        </w:rPr>
+        <w:t xml:space="preserve">Let define C_in31 is the carry for addition operation that enters the 32bit last bitwise </w:t>
+      </w:r>
+      <w:proofErr w:type="gramStart"/>
+      <w:r>
+        <w:rPr>
+          <w:rFonts w:ascii="Calibri" w:hAnsi="Calibri" w:cs="Calibri"/>
+          <w:lang w:val="en-US"/>
+        </w:rPr>
+        <w:t>addition :</w:t>
+      </w:r>
+      <w:proofErr w:type="gramEnd"/>
+      <w:r>
+        <w:rPr>
+          <w:rFonts w:ascii="Calibri" w:hAnsi="Calibri" w:cs="Calibri"/>
+          <w:lang w:val="en-US"/>
+        </w:rPr>
+        <w:t xml:space="preserve"> </w:t>
+      </w:r>
+      <w:r>
+        <w:rPr>
+          <w:rFonts w:ascii="Calibri" w:hAnsi="Calibri" w:cs="Calibri"/>
+          <w:lang w:val="en-US"/>
+        </w:rPr>
+        <w:br/>
+        <w:t>{a_31+b_31+c_in</w:t>
+      </w:r>
+      <w:proofErr w:type="gramStart"/>
+      <w:r>
+        <w:rPr>
+          <w:rFonts w:ascii="Calibri" w:hAnsi="Calibri" w:cs="Calibri"/>
+          <w:lang w:val="en-US"/>
+        </w:rPr>
+        <w:t>31}=</w:t>
+      </w:r>
+      <w:proofErr w:type="gramEnd"/>
+      <w:r>
+        <w:rPr>
+          <w:rFonts w:ascii="Calibri" w:hAnsi="Calibri" w:cs="Calibri"/>
+          <w:lang w:val="en-US"/>
+        </w:rPr>
+        <w:t>{c_</w:t>
+      </w:r>
+      <w:proofErr w:type="gramStart"/>
+      <w:r>
+        <w:rPr>
+          <w:rFonts w:ascii="Calibri" w:hAnsi="Calibri" w:cs="Calibri"/>
+          <w:lang w:val="en-US"/>
+        </w:rPr>
+        <w:t>out,sum</w:t>
+      </w:r>
+      <w:proofErr w:type="gramEnd"/>
+      <w:r>
+        <w:rPr>
+          <w:rFonts w:ascii="Calibri" w:hAnsi="Calibri" w:cs="Calibri"/>
+          <w:lang w:val="en-US"/>
+        </w:rPr>
+        <w:t>_31}</w:t>
+      </w:r>
+    </w:p>
+    <w:tbl>
+      <w:tblPr>
+        <w:tblStyle w:val="TableGrid"/>
+        <w:tblW w:w="0" w:type="auto"/>
+        <w:tblLook w:val="04A0" w:firstRow="1" w:lastRow="0" w:firstColumn="1" w:lastColumn="0" w:noHBand="0" w:noVBand="1"/>
+      </w:tblPr>
+      <w:tblGrid>
+        <w:gridCol w:w="1100"/>
+        <w:gridCol w:w="1100"/>
+        <w:gridCol w:w="1100"/>
+        <w:gridCol w:w="1109"/>
+      </w:tblGrid>
+      <w:tr>
+        <w:trPr>
+          <w:trHeight w:val="262"/>
+        </w:trPr>
+        <w:tc>
+          <w:tcPr>
+            <w:tcW w:w="1100" w:type="dxa"/>
+          </w:tcPr>
+          <w:p>
+            <w:pPr>
+              <w:rPr>
+                <w:rFonts w:ascii="Calibri" w:hAnsi="Calibri" w:cs="Calibri" w:hint="cs"/>
+                <w:lang w:val="en-US"/>
+              </w:rPr>
+            </w:pPr>
+            <w:r>
+              <w:rPr>
+                <w:rFonts w:ascii="Calibri" w:hAnsi="Calibri" w:cs="Calibri"/>
+                <w:lang w:val="en-US"/>
+              </w:rPr>
+              <w:t>Cin_31</w:t>
+            </w:r>
+          </w:p>
+        </w:tc>
+        <w:tc>
+          <w:tcPr>
+            <w:tcW w:w="1100" w:type="dxa"/>
+          </w:tcPr>
+          <w:p>
+            <w:pPr>
+              <w:rPr>
+                <w:rFonts w:ascii="Calibri" w:hAnsi="Calibri" w:cs="Calibri" w:hint="cs"/>
+                <w:lang w:val="en-US"/>
+              </w:rPr>
+            </w:pPr>
+            <w:proofErr w:type="spellStart"/>
+            <w:r>
+              <w:rPr>
+                <w:rFonts w:ascii="Calibri" w:hAnsi="Calibri" w:cs="Calibri"/>
+                <w:lang w:val="en-US"/>
+              </w:rPr>
+              <w:t>C_out</w:t>
+            </w:r>
+            <w:proofErr w:type="spellEnd"/>
+          </w:p>
+        </w:tc>
+        <w:tc>
+          <w:tcPr>
+            <w:tcW w:w="1100" w:type="dxa"/>
+          </w:tcPr>
+          <w:p>
+            <w:pPr>
+              <w:rPr>
+                <w:rFonts w:ascii="Calibri" w:hAnsi="Calibri" w:cs="Calibri" w:hint="cs"/>
+                <w:lang w:val="en-US"/>
+              </w:rPr>
+            </w:pPr>
+            <w:r>
+              <w:rPr>
+                <w:rFonts w:ascii="Calibri" w:hAnsi="Calibri" w:cs="Calibri"/>
+                <w:lang w:val="en-US"/>
+              </w:rPr>
+              <w:t>Carry</w:t>
+            </w:r>
+          </w:p>
+        </w:tc>
+        <w:tc>
+          <w:tcPr>
+            <w:tcW w:w="1100" w:type="dxa"/>
+          </w:tcPr>
+          <w:p>
+            <w:pPr>
+              <w:rPr>
+                <w:rFonts w:ascii="Calibri" w:hAnsi="Calibri" w:cs="Calibri" w:hint="cs"/>
+                <w:lang w:val="en-US"/>
+              </w:rPr>
+            </w:pPr>
+            <w:r>
+              <w:rPr>
+                <w:rFonts w:ascii="Calibri" w:hAnsi="Calibri" w:cs="Calibri"/>
+                <w:lang w:val="en-US"/>
+              </w:rPr>
+              <w:t>Overflow</w:t>
+            </w:r>
+          </w:p>
+        </w:tc>
+      </w:tr>
+      <w:tr>
+        <w:trPr>
+          <w:trHeight w:val="262"/>
+        </w:trPr>
+        <w:tc>
+          <w:tcPr>
+            <w:tcW w:w="1100" w:type="dxa"/>
+          </w:tcPr>
+          <w:p>
+            <w:pPr>
+              <w:rPr>
+                <w:rFonts w:ascii="Calibri" w:hAnsi="Calibri" w:cs="Calibri" w:hint="cs"/>
+                <w:lang w:val="en-US"/>
+              </w:rPr>
+            </w:pPr>
+            <w:r>
+              <w:rPr>
+                <w:rFonts w:ascii="Calibri" w:hAnsi="Calibri" w:cs="Calibri"/>
+                <w:lang w:val="en-US"/>
+              </w:rPr>
+              <w:t>0</w:t>
+            </w:r>
+          </w:p>
+        </w:tc>
+        <w:tc>
+          <w:tcPr>
+            <w:tcW w:w="1100" w:type="dxa"/>
+          </w:tcPr>
+          <w:p>
+            <w:pPr>
+              <w:rPr>
+                <w:rFonts w:ascii="Calibri" w:hAnsi="Calibri" w:cs="Calibri" w:hint="cs"/>
+                <w:lang w:val="en-US"/>
+              </w:rPr>
+            </w:pPr>
+            <w:r>
+              <w:rPr>
+                <w:rFonts w:ascii="Calibri" w:hAnsi="Calibri" w:cs="Calibri"/>
+                <w:lang w:val="en-US"/>
+              </w:rPr>
+              <w:t>0</w:t>
+            </w:r>
+          </w:p>
+        </w:tc>
+        <w:tc>
+          <w:tcPr>
+            <w:tcW w:w="1100" w:type="dxa"/>
+          </w:tcPr>
+          <w:p>
+            <w:pPr>
+              <w:rPr>
+                <w:rFonts w:ascii="Calibri" w:hAnsi="Calibri" w:cs="Calibri" w:hint="cs"/>
+                <w:lang w:val="en-US"/>
+              </w:rPr>
+            </w:pPr>
+            <w:r>
+              <w:rPr>
+                <w:rFonts w:ascii="Calibri" w:hAnsi="Calibri" w:cs="Calibri"/>
+                <w:lang w:val="en-US"/>
+              </w:rPr>
+              <w:t>0</w:t>
+            </w:r>
+          </w:p>
+        </w:tc>
+        <w:tc>
+          <w:tcPr>
+            <w:tcW w:w="1100" w:type="dxa"/>
+          </w:tcPr>
+          <w:p>
+            <w:pPr>
+              <w:rPr>
+                <w:rFonts w:ascii="Calibri" w:hAnsi="Calibri" w:cs="Calibri" w:hint="cs"/>
+                <w:lang w:val="en-US"/>
+              </w:rPr>
+            </w:pPr>
+            <w:r>
+              <w:rPr>
+                <w:rFonts w:ascii="Calibri" w:hAnsi="Calibri" w:cs="Calibri"/>
+                <w:lang w:val="en-US"/>
+              </w:rPr>
+              <w:t>0</w:t>
+            </w:r>
+          </w:p>
+        </w:tc>
+      </w:tr>
+      <w:tr>
+        <w:trPr>
+          <w:trHeight w:val="270"/>
+        </w:trPr>
+        <w:tc>
+          <w:tcPr>
+            <w:tcW w:w="1100" w:type="dxa"/>
+          </w:tcPr>
+          <w:p>
+            <w:pPr>
+              <w:rPr>
+                <w:rFonts w:ascii="Calibri" w:hAnsi="Calibri" w:cs="Calibri" w:hint="cs"/>
+                <w:lang w:val="en-US"/>
+              </w:rPr>
+            </w:pPr>
+            <w:r>
+              <w:rPr>
+                <w:rFonts w:ascii="Calibri" w:hAnsi="Calibri" w:cs="Calibri"/>
+                <w:lang w:val="en-US"/>
+              </w:rPr>
+              <w:t>0</w:t>
+            </w:r>
+          </w:p>
+        </w:tc>
+        <w:tc>
+          <w:tcPr>
+            <w:tcW w:w="1100" w:type="dxa"/>
+          </w:tcPr>
+          <w:p>
+            <w:pPr>
+              <w:rPr>
+                <w:rFonts w:ascii="Calibri" w:hAnsi="Calibri" w:cs="Calibri" w:hint="cs"/>
+                <w:lang w:val="en-US"/>
+              </w:rPr>
+            </w:pPr>
+            <w:r>
+              <w:rPr>
+                <w:rFonts w:ascii="Calibri" w:hAnsi="Calibri" w:cs="Calibri"/>
+                <w:lang w:val="en-US"/>
+              </w:rPr>
+              <w:t>1</w:t>
+            </w:r>
+          </w:p>
+        </w:tc>
+        <w:tc>
+          <w:tcPr>
+            <w:tcW w:w="1100" w:type="dxa"/>
+          </w:tcPr>
+          <w:p>
+            <w:pPr>
+              <w:rPr>
+                <w:rFonts w:ascii="Calibri" w:hAnsi="Calibri" w:cs="Calibri"/>
+                <w:lang w:val="en-US"/>
+              </w:rPr>
+            </w:pPr>
+          </w:p>
+        </w:tc>
+        <w:tc>
+          <w:tcPr>
+            <w:tcW w:w="1100" w:type="dxa"/>
+          </w:tcPr>
+          <w:p>
+            <w:pPr>
+              <w:rPr>
+                <w:rFonts w:ascii="Calibri" w:hAnsi="Calibri" w:cs="Calibri" w:hint="cs"/>
+                <w:lang w:val="en-US"/>
+              </w:rPr>
+            </w:pPr>
+          </w:p>
+        </w:tc>
+      </w:tr>
+      <w:tr>
+        <w:trPr>
+          <w:trHeight w:val="262"/>
+        </w:trPr>
+        <w:tc>
+          <w:tcPr>
+            <w:tcW w:w="1100" w:type="dxa"/>
+          </w:tcPr>
+          <w:p>
+            <w:pPr>
+              <w:rPr>
+                <w:rFonts w:ascii="Calibri" w:hAnsi="Calibri" w:cs="Calibri" w:hint="cs"/>
+                <w:lang w:val="en-US"/>
+              </w:rPr>
+            </w:pPr>
+            <w:r>
+              <w:rPr>
+                <w:rFonts w:ascii="Calibri" w:hAnsi="Calibri" w:cs="Calibri"/>
+                <w:lang w:val="en-US"/>
+              </w:rPr>
+              <w:t>1</w:t>
+            </w:r>
+          </w:p>
+        </w:tc>
+        <w:tc>
+          <w:tcPr>
+            <w:tcW w:w="1100" w:type="dxa"/>
+          </w:tcPr>
+          <w:p>
+            <w:pPr>
+              <w:rPr>
+                <w:rFonts w:ascii="Calibri" w:hAnsi="Calibri" w:cs="Calibri" w:hint="cs"/>
+                <w:lang w:val="en-US"/>
+              </w:rPr>
+            </w:pPr>
+            <w:r>
+              <w:rPr>
+                <w:rFonts w:ascii="Calibri" w:hAnsi="Calibri" w:cs="Calibri"/>
+                <w:lang w:val="en-US"/>
+              </w:rPr>
+              <w:t>0</w:t>
+            </w:r>
+          </w:p>
+        </w:tc>
+        <w:tc>
+          <w:tcPr>
+            <w:tcW w:w="1100" w:type="dxa"/>
+          </w:tcPr>
+          <w:p>
+            <w:pPr>
+              <w:rPr>
+                <w:rFonts w:ascii="Calibri" w:hAnsi="Calibri" w:cs="Calibri" w:hint="cs"/>
+                <w:lang w:val="en-US"/>
+              </w:rPr>
+            </w:pPr>
+          </w:p>
+        </w:tc>
+        <w:tc>
+          <w:tcPr>
+            <w:tcW w:w="1100" w:type="dxa"/>
+          </w:tcPr>
+          <w:p>
+            <w:pPr>
+              <w:rPr>
+                <w:rFonts w:ascii="Calibri" w:hAnsi="Calibri" w:cs="Calibri" w:hint="cs"/>
+                <w:lang w:val="en-US"/>
+              </w:rPr>
+            </w:pPr>
+          </w:p>
+        </w:tc>
+      </w:tr>
+      <w:tr>
+        <w:trPr>
+          <w:trHeight w:val="262"/>
+        </w:trPr>
+        <w:tc>
+          <w:tcPr>
+            <w:tcW w:w="1100" w:type="dxa"/>
+          </w:tcPr>
+          <w:p>
+            <w:pPr>
+              <w:rPr>
+                <w:rFonts w:ascii="Calibri" w:hAnsi="Calibri" w:cs="Calibri" w:hint="cs"/>
+                <w:lang w:val="en-US"/>
+              </w:rPr>
+            </w:pPr>
+            <w:r>
+              <w:rPr>
+                <w:rFonts w:ascii="Calibri" w:hAnsi="Calibri" w:cs="Calibri"/>
+                <w:lang w:val="en-US"/>
+              </w:rPr>
+              <w:t>1</w:t>
+            </w:r>
+          </w:p>
+        </w:tc>
+        <w:tc>
+          <w:tcPr>
+            <w:tcW w:w="1100" w:type="dxa"/>
+          </w:tcPr>
+          <w:p>
+            <w:pPr>
+              <w:rPr>
+                <w:rFonts w:ascii="Calibri" w:hAnsi="Calibri" w:cs="Calibri" w:hint="cs"/>
+                <w:lang w:val="en-US"/>
+              </w:rPr>
+            </w:pPr>
+            <w:r>
+              <w:rPr>
+                <w:rFonts w:ascii="Calibri" w:hAnsi="Calibri" w:cs="Calibri"/>
+                <w:lang w:val="en-US"/>
+              </w:rPr>
+              <w:t>1</w:t>
+            </w:r>
+          </w:p>
+        </w:tc>
+        <w:tc>
+          <w:tcPr>
+            <w:tcW w:w="1100" w:type="dxa"/>
+          </w:tcPr>
+          <w:p>
+            <w:pPr>
+              <w:rPr>
+                <w:rFonts w:ascii="Calibri" w:hAnsi="Calibri" w:cs="Calibri" w:hint="cs"/>
+                <w:lang w:val="en-US"/>
+              </w:rPr>
+            </w:pPr>
+          </w:p>
+        </w:tc>
+        <w:tc>
+          <w:tcPr>
+            <w:tcW w:w="1100" w:type="dxa"/>
+          </w:tcPr>
+          <w:p>
+            <w:pPr>
+              <w:rPr>
+                <w:rFonts w:ascii="Calibri" w:hAnsi="Calibri" w:cs="Calibri" w:hint="cs"/>
+                <w:lang w:val="en-US"/>
+              </w:rPr>
+            </w:pPr>
+          </w:p>
+        </w:tc>
+      </w:tr>
+    </w:tbl>
+    <w:p>
+      <w:pPr>
+        <w:rPr>
+          <w:rFonts w:ascii="Calibri" w:hAnsi="Calibri" w:cs="Calibri"/>
+          <w:lang w:val="en-US"/>
+        </w:rPr>
+      </w:pPr>
+    </w:p>
+    <w:p>
+      <w:pPr>
+        <w:rPr>
+          <w:rFonts w:ascii="Calibri" w:hAnsi="Calibri" w:cs="Calibri"/>
+          <w:lang w:val="en-US"/>
+        </w:rPr>
+      </w:pPr>
+    </w:p>
+    <w:p>
+      <w:pPr>
+        <w:rPr>
+          <w:rFonts w:ascii="Calibri" w:hAnsi="Calibri" w:cs="Calibri"/>
+          <w:lang w:val="en-US"/>
+        </w:rPr>
+      </w:pPr>
+      <w:r>
+        <w:rPr>
+          <w:rFonts w:ascii="Calibri" w:hAnsi="Calibri" w:cs="Calibri"/>
+          <w:lang w:val="en-US"/>
+        </w:rPr>
+        <w:t xml:space="preserve">I </w:t>
+      </w:r>
+      <w:proofErr w:type="spellStart"/>
+      <w:proofErr w:type="gramStart"/>
+      <w:r>
+        <w:rPr>
+          <w:rFonts w:ascii="Calibri" w:hAnsi="Calibri" w:cs="Calibri"/>
+          <w:lang w:val="en-US"/>
+        </w:rPr>
+        <w:t>cant</w:t>
+      </w:r>
+      <w:proofErr w:type="spellEnd"/>
+      <w:proofErr w:type="gramEnd"/>
+      <w:r>
+        <w:rPr>
+          <w:rFonts w:ascii="Calibri" w:hAnsi="Calibri" w:cs="Calibri"/>
+          <w:lang w:val="en-US"/>
+        </w:rPr>
+        <w:t xml:space="preserve"> let the output be more than 32 </w:t>
+      </w:r>
+      <w:proofErr w:type="gramStart"/>
+      <w:r>
+        <w:rPr>
+          <w:rFonts w:ascii="Calibri" w:hAnsi="Calibri" w:cs="Calibri"/>
+          <w:lang w:val="en-US"/>
+        </w:rPr>
+        <w:t>bit</w:t>
+      </w:r>
+      <w:proofErr w:type="gramEnd"/>
+      <w:r>
+        <w:rPr>
+          <w:rFonts w:ascii="Calibri" w:hAnsi="Calibri" w:cs="Calibri"/>
+          <w:lang w:val="en-US"/>
+        </w:rPr>
+        <w:t>.</w:t>
+      </w:r>
+    </w:p>
+    <w:p>
+      <w:pPr>
+        <w:rPr>
+          <w:rFonts w:ascii="Calibri" w:hAnsi="Calibri" w:cs="Calibri"/>
+          <w:b/>
+          <w:bCs/>
+          <w:lang w:val="en-US"/>
+        </w:rPr>
+      </w:pPr>
+      <w:r>
+        <w:rPr>
+          <w:rFonts w:ascii="Calibri" w:hAnsi="Calibri" w:cs="Calibri"/>
+          <w:b/>
+          <w:bCs/>
+          <w:lang w:val="en-US"/>
+        </w:rPr>
+        <w:t xml:space="preserve">Solution: </w:t>
+      </w:r>
+    </w:p>
+    <w:p>
+      <w:pPr>
+        <w:rPr>
+          <w:rFonts w:ascii="Calibri" w:hAnsi="Calibri" w:cs="Calibri"/>
+          <w:u w:val="single"/>
+          <w:lang w:val="en-US"/>
+        </w:rPr>
+      </w:pPr>
+      <w:r>
+        <w:rPr>
+          <w:rFonts w:ascii="Calibri" w:hAnsi="Calibri" w:cs="Calibri"/>
+          <w:u w:val="single"/>
+          <w:lang w:val="en-US"/>
+        </w:rPr>
+        <w:t>Step 1: carry detection</w:t>
+      </w:r>
+    </w:p>
+    <w:p>
+      <w:pPr>
+        <w:rPr>
+          <w:rFonts w:ascii="Calibri" w:hAnsi="Calibri" w:cs="Calibri"/>
+          <w:lang w:val="en-US"/>
+        </w:rPr>
+      </w:pPr>
+      <w:r>
+        <w:rPr>
+          <w:rFonts w:ascii="Calibri" w:hAnsi="Calibri" w:cs="Calibri"/>
+          <w:lang w:val="en-US"/>
+        </w:rPr>
+        <w:lastRenderedPageBreak/>
+        <w:t xml:space="preserve">Create aggregated 33-bit version of the input values and </w:t>
+      </w:r>
+      <w:proofErr w:type="gramStart"/>
+      <w:r>
+        <w:rPr>
+          <w:rFonts w:ascii="Calibri" w:hAnsi="Calibri" w:cs="Calibri"/>
+          <w:lang w:val="en-US"/>
+        </w:rPr>
+        <w:t>sum :</w:t>
+      </w:r>
+      <w:proofErr w:type="gramEnd"/>
+    </w:p>
+    <w:p>
+      <w:pPr>
+        <w:rPr>
+          <w:rFonts w:ascii="Calibri" w:hAnsi="Calibri" w:cs="Calibri"/>
+          <w:lang w:val="en-US"/>
+        </w:rPr>
+      </w:pPr>
+      <w:proofErr w:type="spellStart"/>
+      <w:r>
+        <w:rPr>
+          <w:rFonts w:ascii="Calibri" w:hAnsi="Calibri" w:cs="Calibri"/>
+          <w:lang w:val="en-US"/>
+        </w:rPr>
+        <w:t>Sum_agg</w:t>
+      </w:r>
+      <w:proofErr w:type="spellEnd"/>
+      <w:r>
+        <w:rPr>
+          <w:rFonts w:ascii="Calibri" w:hAnsi="Calibri" w:cs="Calibri"/>
+          <w:lang w:val="en-US"/>
+        </w:rPr>
+        <w:t xml:space="preserve"> [32:0] = [</w:t>
+      </w:r>
+      <w:proofErr w:type="gramStart"/>
+      <w:r>
+        <w:rPr>
+          <w:rFonts w:ascii="Calibri" w:hAnsi="Calibri" w:cs="Calibri"/>
+          <w:lang w:val="en-US"/>
+        </w:rPr>
+        <w:t>0,a</w:t>
+      </w:r>
+      <w:proofErr w:type="gramEnd"/>
+      <w:r>
+        <w:rPr>
+          <w:rFonts w:ascii="Calibri" w:hAnsi="Calibri" w:cs="Calibri"/>
+          <w:lang w:val="en-US"/>
+        </w:rPr>
+        <w:t>] +[0b] = [</w:t>
+      </w:r>
+      <w:proofErr w:type="spellStart"/>
+      <w:r>
+        <w:rPr>
+          <w:rFonts w:ascii="Calibri" w:hAnsi="Calibri" w:cs="Calibri"/>
+          <w:lang w:val="en-US"/>
+        </w:rPr>
+        <w:t>a+b</w:t>
+      </w:r>
+      <w:proofErr w:type="spellEnd"/>
+      <w:r>
+        <w:rPr>
+          <w:rFonts w:ascii="Calibri" w:hAnsi="Calibri" w:cs="Calibri"/>
+          <w:lang w:val="en-US"/>
+        </w:rPr>
+        <w:t xml:space="preserve">] </w:t>
+      </w:r>
+    </w:p>
+    <w:p>
+      <w:pPr>
+        <w:rPr>
+          <w:rFonts w:ascii="Calibri" w:hAnsi="Calibri" w:cs="Calibri"/>
+          <w:lang w:val="en-US"/>
+        </w:rPr>
+      </w:pPr>
+      <w:r>
+        <w:rPr>
+          <w:rFonts w:ascii="Calibri" w:hAnsi="Calibri" w:cs="Calibri"/>
+          <w:lang w:val="en-US"/>
+        </w:rPr>
+        <w:t xml:space="preserve">Sum = </w:t>
+      </w:r>
+      <w:proofErr w:type="spellStart"/>
+      <w:r>
+        <w:rPr>
+          <w:rFonts w:ascii="Calibri" w:hAnsi="Calibri" w:cs="Calibri"/>
+          <w:lang w:val="en-US"/>
+        </w:rPr>
+        <w:t>sum_agg</w:t>
+      </w:r>
+      <w:proofErr w:type="spellEnd"/>
+      <w:r>
+        <w:rPr>
+          <w:rFonts w:ascii="Calibri" w:hAnsi="Calibri" w:cs="Calibri"/>
+          <w:lang w:val="en-US"/>
+        </w:rPr>
+        <w:t xml:space="preserve"> [31:0]</w:t>
+      </w:r>
+    </w:p>
+    <w:p>
+      <w:pPr>
+        <w:rPr>
+          <w:rFonts w:ascii="Calibri" w:hAnsi="Calibri" w:cs="Calibri"/>
+          <w:lang w:val="en-US"/>
+        </w:rPr>
+      </w:pPr>
+      <w:r>
+        <w:rPr>
+          <w:rFonts w:ascii="Calibri" w:hAnsi="Calibri" w:cs="Calibri"/>
+          <w:lang w:val="en-US"/>
+        </w:rPr>
+        <w:t xml:space="preserve">Carry out = </w:t>
+      </w:r>
+      <w:proofErr w:type="spellStart"/>
+      <w:r>
+        <w:rPr>
+          <w:rFonts w:ascii="Calibri" w:hAnsi="Calibri" w:cs="Calibri"/>
+          <w:lang w:val="en-US"/>
+        </w:rPr>
+        <w:t>sum_</w:t>
+      </w:r>
+      <w:proofErr w:type="gramStart"/>
+      <w:r>
+        <w:rPr>
+          <w:rFonts w:ascii="Calibri" w:hAnsi="Calibri" w:cs="Calibri"/>
+          <w:lang w:val="en-US"/>
+        </w:rPr>
+        <w:t>agg</w:t>
+      </w:r>
+      <w:proofErr w:type="spellEnd"/>
+      <w:r>
+        <w:rPr>
+          <w:rFonts w:ascii="Calibri" w:hAnsi="Calibri" w:cs="Calibri"/>
+          <w:lang w:val="en-US"/>
+        </w:rPr>
+        <w:t>[</w:t>
+      </w:r>
+      <w:proofErr w:type="gramEnd"/>
+      <w:r>
+        <w:rPr>
+          <w:rFonts w:ascii="Calibri" w:hAnsi="Calibri" w:cs="Calibri"/>
+          <w:lang w:val="en-US"/>
+        </w:rPr>
+        <w:t>32]</w:t>
+      </w:r>
+    </w:p>
+    <w:p>
+      <w:pPr>
+        <w:rPr>
+          <w:rFonts w:ascii="Calibri" w:hAnsi="Calibri" w:cs="Calibri"/>
+          <w:lang w:val="en-US"/>
+        </w:rPr>
+      </w:pPr>
+    </w:p>
+    <w:p>
+      <w:pPr>
+        <w:rPr>
+          <w:rFonts w:ascii="Calibri" w:hAnsi="Calibri" w:cs="Calibri"/>
+          <w:lang w:val="en-US"/>
+        </w:rPr>
+      </w:pPr>
+    </w:p>
+    <w:p>
+      <w:pPr>
+        <w:rPr>
+          <w:rFonts w:ascii="Calibri" w:hAnsi="Calibri" w:cs="Calibri"/>
+          <w:lang w:val="en-US"/>
+        </w:rPr>
+      </w:pPr>
+    </w:p>
+    <w:p>
+      <w:pPr>
+        <w:rPr>
+          <w:rFonts w:ascii="Calibri" w:hAnsi="Calibri" w:cs="Calibri"/>
+          <w:lang w:val="en-US"/>
+        </w:rPr>
+      </w:pPr>
+    </w:p>
+    <w:p>
+      <w:pPr>
+        <w:rPr>
+          <w:rFonts w:ascii="Calibri" w:hAnsi="Calibri" w:cs="Calibri"/>
+          <w:lang w:val="en-US"/>
+        </w:rPr>
+      </w:pPr>
+    </w:p>
+    <w:p>
+      <w:pPr>
+        <w:rPr>
+          <w:rFonts w:ascii="Calibri" w:hAnsi="Calibri" w:cs="Calibri"/>
+          <w:lang w:val="en-US"/>
+        </w:rPr>
+      </w:pPr>
+    </w:p>
+    <w:p>
+      <w:pPr>
+        <w:rPr>
+          <w:rFonts w:ascii="Calibri" w:hAnsi="Calibri" w:cs="Calibri"/>
+          <w:lang w:val="en-US"/>
+        </w:rPr>
+      </w:pPr>
+    </w:p>
+    <w:p>
+      <w:pPr>
+        <w:rPr>
+          <w:rFonts w:ascii="Calibri" w:hAnsi="Calibri" w:cs="Calibri"/>
+          <w:lang w:val="en-US"/>
+        </w:rPr>
+      </w:pPr>
+    </w:p>
+    <w:p>
+      <w:pPr>
+        <w:rPr>
+          <w:rFonts w:ascii="Calibri" w:hAnsi="Calibri" w:cs="Calibri"/>
+          <w:lang w:val="en-US"/>
+        </w:rPr>
+      </w:pPr>
+    </w:p>
+    <w:p>
+      <w:pPr>
+        <w:rPr>
+          <w:rFonts w:ascii="Calibri" w:hAnsi="Calibri" w:cs="Calibri"/>
+          <w:lang w:val="en-US"/>
+        </w:rPr>
+      </w:pPr>
+    </w:p>
+    <w:p>
+      <w:pPr>
+        <w:rPr>
+          <w:rFonts w:ascii="Calibri" w:hAnsi="Calibri" w:cs="Calibri"/>
+          <w:lang w:val="en-US"/>
+        </w:rPr>
+      </w:pPr>
+    </w:p>
+    <w:p>
+      <w:pPr>
+        <w:rPr>
+          <w:rFonts w:ascii="Calibri" w:hAnsi="Calibri" w:cs="Calibri"/>
+          <w:lang w:val="en-US"/>
+        </w:rPr>
+      </w:pPr>
+    </w:p>
+    <w:p>
+      <w:pPr>
+        <w:rPr>
+          <w:rFonts w:ascii="Calibri" w:hAnsi="Calibri" w:cs="Calibri"/>
+          <w:lang w:val="en-US"/>
+        </w:rPr>
+      </w:pPr>
+    </w:p>
+    <w:p>
+      <w:pPr>
+        <w:rPr>
+          <w:rFonts w:ascii="Calibri" w:hAnsi="Calibri" w:cs="Calibri"/>
+          <w:lang w:val="en-US"/>
+        </w:rPr>
+      </w:pPr>
+    </w:p>
+    <w:p>
+      <w:pPr>
+        <w:rPr>
+          <w:rFonts w:ascii="Calibri" w:hAnsi="Calibri" w:cs="Calibri"/>
+          <w:lang w:val="en-US"/>
+        </w:rPr>
+      </w:pPr>
+    </w:p>
+    <w:p>
+      <w:pPr>
+        <w:rPr>
+          <w:rFonts w:ascii="Calibri" w:hAnsi="Calibri" w:cs="Calibri"/>
+          <w:lang w:val="en-US"/>
+        </w:rPr>
+      </w:pPr>
+    </w:p>
+    <w:p>
+      <w:pPr>
+        <w:rPr>
+          <w:rFonts w:ascii="Calibri" w:hAnsi="Calibri" w:cs="Calibri"/>
+          <w:lang w:val="en-US"/>
+        </w:rPr>
+      </w:pPr>
+    </w:p>
+    <w:p>
+      <w:pPr>
+        <w:rPr>
+          <w:rFonts w:ascii="Calibri" w:hAnsi="Calibri" w:cs="Calibri"/>
+          <w:lang w:val="en-US"/>
+        </w:rPr>
+      </w:pPr>
+    </w:p>
+    <w:p>
+      <w:pPr>
+        <w:rPr>
+          <w:rFonts w:ascii="Calibri" w:hAnsi="Calibri" w:cs="Calibri"/>
+          <w:lang w:val="en-US"/>
+        </w:rPr>
+      </w:pPr>
+    </w:p>
+    <w:p>
+      <w:pPr>
+        <w:rPr>
+          <w:rFonts w:ascii="Calibri" w:hAnsi="Calibri" w:cs="Calibri"/>
+          <w:lang w:val="en-US"/>
+        </w:rPr>
+      </w:pPr>
+    </w:p>
+    <w:p>
+      <w:pPr>
+        <w:rPr>
+          <w:rFonts w:ascii="Calibri" w:hAnsi="Calibri" w:cs="Calibri"/>
+          <w:lang w:val="en-US"/>
+        </w:rPr>
+      </w:pPr>
+    </w:p>
+    <w:p>
+      <w:pPr>
+        <w:rPr>
+          <w:rFonts w:ascii="Calibri" w:hAnsi="Calibri" w:cs="Calibri"/>
+          <w:lang w:val="en-US"/>
+        </w:rPr>
+      </w:pPr>
+    </w:p>
+    <w:p>
+      <w:pPr>
+        <w:rPr>
+          <w:rFonts w:ascii="Calibri" w:hAnsi="Calibri" w:cs="Calibri"/>
+          <w:lang w:val="en-US"/>
+        </w:rPr>
+      </w:pPr>
+    </w:p>
+    <w:p>
+      <w:pPr>
+        <w:rPr>
+          <w:rFonts w:ascii="Calibri" w:hAnsi="Calibri" w:cs="Calibri"/>
+          <w:lang w:val="en-US"/>
+        </w:rPr>
+      </w:pPr>
+    </w:p>
+    <w:p>
+      <w:pPr>
+        <w:rPr>
+          <w:rFonts w:ascii="Calibri" w:hAnsi="Calibri" w:cs="Calibri"/>
+          <w:lang w:val="en-US"/>
+        </w:rPr>
+      </w:pPr>
+    </w:p>
+    <w:p>
+      <w:pPr>
+        <w:rPr>
+          <w:rFonts w:ascii="Calibri" w:hAnsi="Calibri" w:cs="Calibri"/>
+          <w:lang w:val="en-US"/>
+        </w:rPr>
+      </w:pPr>
+    </w:p>
+    <w:p>
+      <w:pPr>
+        <w:rPr>
+          <w:rFonts w:ascii="Calibri" w:hAnsi="Calibri" w:cs="Calibri"/>
+          <w:b/>
+          <w:bCs/>
+          <w:u w:val="single"/>
+          <w:lang w:val="en-US"/>
+        </w:rPr>
+      </w:pPr>
+      <w:proofErr w:type="spellStart"/>
+      <w:r>
+        <w:rPr>
+          <w:rFonts w:ascii="Calibri" w:hAnsi="Calibri" w:cs="Calibri"/>
+          <w:b/>
+          <w:bCs/>
+          <w:u w:val="single"/>
+          <w:lang w:val="en-US"/>
+        </w:rPr>
+        <w:t>Verfication</w:t>
+      </w:r>
+      <w:proofErr w:type="spellEnd"/>
+      <w:r>
+        <w:rPr>
+          <w:rFonts w:ascii="Calibri" w:hAnsi="Calibri" w:cs="Calibri"/>
+          <w:b/>
+          <w:bCs/>
+          <w:u w:val="single"/>
+          <w:lang w:val="en-US"/>
+        </w:rPr>
+        <w:t xml:space="preserve"> </w:t>
+      </w:r>
+    </w:p>
+    <w:p>
+      <w:pPr>
+        <w:rPr>
+          <w:rFonts w:ascii="Calibri" w:hAnsi="Calibri" w:cs="Calibri"/>
+          <w:lang w:val="en-US"/>
+        </w:rPr>
+      </w:pPr>
+      <w:r>
+        <w:rPr>
+          <w:rFonts w:ascii="Calibri" w:hAnsi="Calibri" w:cs="Calibri"/>
+          <w:lang w:val="en-US"/>
+        </w:rPr>
+        <w:t>Here I’m starting the verification process of the design.</w:t>
+      </w:r>
+    </w:p>
+    <w:p>
+      <w:pPr>
+        <w:rPr>
+          <w:rFonts w:ascii="Calibri" w:hAnsi="Calibri" w:cs="Calibri"/>
+          <w:b/>
+          <w:bCs/>
+          <w:u w:val="single"/>
+          <w:lang w:val="en-US"/>
+        </w:rPr>
+      </w:pPr>
+      <w:r>
+        <w:rPr>
+          <w:rFonts w:ascii="Calibri" w:hAnsi="Calibri" w:cs="Calibri"/>
+          <w:b/>
+          <w:bCs/>
+          <w:u w:val="single"/>
+          <w:lang w:val="en-US"/>
+        </w:rPr>
         <w:t>ALU</w:t>
       </w:r>
     </w:p>
@@ -9870,21 +11374,7 @@
           <w:rFonts w:ascii="Calibri" w:hAnsi="Calibri" w:cs="Calibri"/>
           <w:lang w:val="en-US"/>
         </w:rPr>
-        <w:t xml:space="preserve"> </w:t>
-      </w:r>
-      <w:r>
-        <w:rPr>
-          <w:rFonts w:ascii="Calibri" w:hAnsi="Calibri" w:cs="Calibri"/>
-          <w:lang w:val="en-US"/>
-        </w:rPr>
-        <w:t xml:space="preserve">. </w:t>
-      </w:r>
-      <w:r>
-        <w:rPr>
-          <w:rFonts w:ascii="Calibri" w:hAnsi="Calibri" w:cs="Calibri"/>
-          <w:lang w:val="en-US"/>
-        </w:rPr>
-        <w:t xml:space="preserve">Flags: </w:t>
+        <w:t xml:space="preserve"> . Flags: </w:t>
       </w:r>
       <w:proofErr w:type="gramStart"/>
       <w:r>
@@ -9994,8 +11484,9 @@
           <w:iCs/>
           <w:lang w:val="en-US"/>
         </w:rPr>
-        <w:t xml:space="preserve"> space to cover.</w:t>
-      </w:r>
+        <w:t xml:space="preserve"> space to </w:t>
+      </w:r>
+      <w:proofErr w:type="gramStart"/>
       <w:r>
         <w:rPr>
           <w:rFonts w:ascii="Calibri" w:hAnsi="Calibri" w:cs="Calibri"/>
@@ -10003,7 +11494,26 @@
           <w:iCs/>
           <w:lang w:val="en-US"/>
         </w:rPr>
-        <w:t>(100%)</w:t>
+        <w:t>cover.</w:t>
+      </w:r>
+      <w:r>
+        <w:rPr>
+          <w:rFonts w:ascii="Calibri" w:hAnsi="Calibri" w:cs="Calibri"/>
+          <w:i/>
+          <w:iCs/>
+          <w:lang w:val="en-US"/>
+        </w:rPr>
+        <w:t>(</w:t>
+      </w:r>
+      <w:proofErr w:type="gramEnd"/>
+      <w:r>
+        <w:rPr>
+          <w:rFonts w:ascii="Calibri" w:hAnsi="Calibri" w:cs="Calibri"/>
+          <w:i/>
+          <w:iCs/>
+          <w:lang w:val="en-US"/>
+        </w:rPr>
+        <w:t>100%)</w:t>
       </w:r>
     </w:p>
     <w:p>
@@ -10295,14 +11805,7 @@
           <w:rFonts w:ascii="Calibri" w:eastAsiaTheme="minorEastAsia" w:hAnsi="Calibri" w:cs="Calibri"/>
           <w:lang w:val="en-US"/>
         </w:rPr>
-        <w:t xml:space="preserve"> , </w:t>
-      </w:r>
-      <w:r>
-        <w:rPr>
-          <w:rFonts w:ascii="Calibri" w:eastAsiaTheme="minorEastAsia" w:hAnsi="Calibri" w:cs="Calibri"/>
-          <w:lang w:val="en-US"/>
-        </w:rPr>
-        <w:t>Signed 32</w:t>
+        <w:t xml:space="preserve"> , Signed 32</w:t>
       </w:r>
       <w:proofErr w:type="gramStart"/>
       <w:r>
@@ -10398,14 +11901,7 @@
             <w:rFonts w:ascii="Cambria Math" w:eastAsiaTheme="minorEastAsia" w:hAnsi="Cambria Math" w:cs="Calibri"/>
             <w:lang w:val="en-US"/>
           </w:rPr>
-          <m:t>-1}</m:t>
-        </m:r>
-        <m:r>
-          <w:rPr>
-            <w:rFonts w:ascii="Cambria Math" w:eastAsiaTheme="minorEastAsia" w:hAnsi="Cambria Math" w:cs="Calibri"/>
-            <w:lang w:val="en-US"/>
-          </w:rPr>
-          <m:t xml:space="preserve"> </m:t>
+          <m:t xml:space="preserve">-1} </m:t>
         </m:r>
       </m:oMath>
     </w:p>
@@ -10514,22 +12010,31 @@
           <w:rFonts w:ascii="Calibri" w:hAnsi="Calibri" w:cs="Calibri"/>
           <w:lang w:val="en-US"/>
         </w:rPr>
+        <w:t xml:space="preserve"> and </w:t>
+      </w:r>
+      <w:proofErr w:type="gramStart"/>
+      <w:r>
+        <w:rPr>
+          <w:rFonts w:ascii="Calibri" w:hAnsi="Calibri" w:cs="Calibri"/>
+          <w:lang w:val="en-US"/>
+        </w:rPr>
+        <w:t>N ,</w:t>
+      </w:r>
+      <w:proofErr w:type="gramEnd"/>
+      <w:r>
+        <w:rPr>
+          <w:rFonts w:ascii="Calibri" w:hAnsi="Calibri" w:cs="Calibri"/>
+          <w:lang w:val="en-US"/>
+        </w:rPr>
         <w:t xml:space="preserve"> </w:t>
       </w:r>
-      <w:r>
-        <w:rPr>
-          <w:rFonts w:ascii="Calibri" w:hAnsi="Calibri" w:cs="Calibri"/>
-          <w:lang w:val="en-US"/>
-        </w:rPr>
-        <w:t xml:space="preserve">and </w:t>
-      </w:r>
       <w:proofErr w:type="gramStart"/>
       <w:r>
         <w:rPr>
           <w:rFonts w:ascii="Calibri" w:hAnsi="Calibri" w:cs="Calibri"/>
           <w:lang w:val="en-US"/>
         </w:rPr>
-        <w:t>N ,</w:t>
+        <w:t>V ,</w:t>
       </w:r>
       <w:proofErr w:type="gramEnd"/>
       <w:r>
@@ -10537,30 +12042,7 @@
           <w:rFonts w:ascii="Calibri" w:hAnsi="Calibri" w:cs="Calibri"/>
           <w:lang w:val="en-US"/>
         </w:rPr>
-        <w:t xml:space="preserve"> </w:t>
-      </w:r>
-      <w:proofErr w:type="gramStart"/>
-      <w:r>
-        <w:rPr>
-          <w:rFonts w:ascii="Calibri" w:hAnsi="Calibri" w:cs="Calibri"/>
-          <w:lang w:val="en-US"/>
-        </w:rPr>
-        <w:t>V ,</w:t>
-      </w:r>
-      <w:proofErr w:type="gramEnd"/>
-      <w:r>
-        <w:rPr>
-          <w:rFonts w:ascii="Calibri" w:hAnsi="Calibri" w:cs="Calibri"/>
-          <w:lang w:val="en-US"/>
-        </w:rPr>
-        <w:t xml:space="preserve"> C.</w:t>
-      </w:r>
-      <w:r>
-        <w:rPr>
-          <w:rFonts w:ascii="Calibri" w:hAnsi="Calibri" w:cs="Calibri"/>
-          <w:lang w:val="en-US"/>
-        </w:rPr>
-        <w:t xml:space="preserve"> = {0,1}</w:t>
+        <w:t xml:space="preserve"> C. = {0,1}</w:t>
       </w:r>
     </w:p>
     <w:p>
